--- a/assets/docs/facilitator-guide.docx
+++ b/assets/docs/facilitator-guide.docx
@@ -32,7 +32,7 @@
           <w:sz w:val="20"/>
           <w:szCs w:val="20"/>
         </w:rPr>
-        <w:t xml:space="preserve">Two-hour beginner workshop. This guide maps each agenda block to what you say, what you click, and what to watch for.</w:t>
+        <w:t xml:space="preserve">Two-hour beginner workshop, PreTeXt.Plus-primary, solo-facilitated.</w:t>
       </w:r>
     </w:p>
     <w:tbl>
@@ -96,7 +96,7 @@
                 <w:sz w:val="20"/>
                 <w:szCs w:val="20"/>
               </w:rPr>
-              <w:t xml:space="preserve">Workshop repo URL filled into the participant handout and tested.</w:t>
+              <w:t xml:space="preserve">A shared document open and ready (Google Doc, Slack channel, or whiteboard) where participants paste their Share URLs. Test that link sharing works on the venue network.</w:t>
             </w:r>
           </w:p>
           <w:p>
@@ -114,7 +114,7 @@
                 <w:sz w:val="20"/>
                 <w:szCs w:val="20"/>
               </w:rPr>
-              <w:t xml:space="preserve">Projector connected. Your screen mirrors to participants.</w:t>
+              <w:t xml:space="preserve">Your own PreTeXt.Plus account signed in, with a pre-built sample lesson on the product and quotient rules ready to display at 0:50.</w:t>
             </w:r>
           </w:p>
           <w:p>
@@ -132,7 +132,7 @@
                 <w:sz w:val="20"/>
                 <w:szCs w:val="20"/>
               </w:rPr>
-              <w:t xml:space="preserve">Your own GitHub account signed in. A throwaway test Codespace already booted once today so you know the network path works.</w:t>
+              <w:t xml:space="preserve">Two browser tabs ready on your projector: pretext.plus and your differential equations book.</w:t>
             </w:r>
           </w:p>
           <w:p>
@@ -150,39 +150,7 @@
                 <w:sz w:val="20"/>
                 <w:szCs w:val="20"/>
               </w:rPr>
-              <w:t xml:space="preserve">Two browser tabs open on your projector: </w:t>
-            </w:r>
-            <w:r>
-              <w:rPr>
-                <w:rFonts w:ascii="Consolas" w:cs="Consolas" w:eastAsia="Consolas" w:hAnsi="Consolas"/>
-                <w:sz w:val="20"/>
-                <w:szCs w:val="20"/>
-              </w:rPr>
-              <w:t xml:space="preserve">github.com/PreTeXtBook/pretext-codespace</w:t>
-            </w:r>
-            <w:r>
-              <w:rPr>
-                <w:rFonts w:ascii="Arial" w:cs="Arial" w:eastAsia="Arial" w:hAnsi="Arial"/>
-                <w:sz w:val="20"/>
-                <w:szCs w:val="20"/>
-              </w:rPr>
-              <w:t xml:space="preserve"> and </w:t>
-            </w:r>
-            <w:r>
-              <w:rPr>
-                <w:rFonts w:ascii="Consolas" w:cs="Consolas" w:eastAsia="Consolas" w:hAnsi="Consolas"/>
-                <w:sz w:val="20"/>
-                <w:szCs w:val="20"/>
-              </w:rPr>
-              <w:t xml:space="preserve">pretext.plus/tryit</w:t>
-            </w:r>
-            <w:r>
-              <w:rPr>
-                <w:rFonts w:ascii="Arial" w:cs="Arial" w:eastAsia="Arial" w:hAnsi="Arial"/>
-                <w:sz w:val="20"/>
-                <w:szCs w:val="20"/>
-              </w:rPr>
-              <w:t xml:space="preserve">.</w:t>
+              <w:t xml:space="preserve">Printed handouts stacked, or link posted on the slide.</w:t>
             </w:r>
           </w:p>
           <w:p>
@@ -200,7 +168,7 @@
                 <w:sz w:val="20"/>
                 <w:szCs w:val="20"/>
               </w:rPr>
-              <w:t xml:space="preserve">Printed handouts stacked by the door, or link posted on the slide.</w:t>
+              <w:t xml:space="preserve">Verify pretext.plus loads on the venue network. If it does not, escalate to IT immediately.</w:t>
             </w:r>
           </w:p>
         </w:tc>
@@ -237,14 +205,14 @@
         </w:tblBorders>
       </w:tblPr>
       <w:tblGrid>
-        <w:gridCol w:w="1400"/>
-        <w:gridCol w:w="3400"/>
-        <w:gridCol w:w="4560"/>
+        <w:gridCol w:w="1300"/>
+        <w:gridCol w:w="3200"/>
+        <w:gridCol w:w="4860"/>
       </w:tblGrid>
       <w:tr>
         <w:tc>
           <w:tcPr>
-            <w:tcW w:type="dxa" w:w="1400"/>
+            <w:tcW w:type="dxa" w:w="1300"/>
             <w:tcBorders>
               <w:top w:val="single" w:color="B4C7E7" w:sz="4"/>
               <w:left w:val="single" w:color="B4C7E7" w:sz="4"/>
@@ -277,7 +245,7 @@
         </w:tc>
         <w:tc>
           <w:tcPr>
-            <w:tcW w:type="dxa" w:w="3400"/>
+            <w:tcW w:type="dxa" w:w="3200"/>
             <w:tcBorders>
               <w:top w:val="single" w:color="B4C7E7" w:sz="4"/>
               <w:left w:val="single" w:color="B4C7E7" w:sz="4"/>
@@ -310,7 +278,7 @@
         </w:tc>
         <w:tc>
           <w:tcPr>
-            <w:tcW w:type="dxa" w:w="4560"/>
+            <w:tcW w:type="dxa" w:w="4860"/>
             <w:tcBorders>
               <w:top w:val="single" w:color="B4C7E7" w:sz="4"/>
               <w:left w:val="single" w:color="B4C7E7" w:sz="4"/>
@@ -345,7 +313,7 @@
       <w:tr>
         <w:tc>
           <w:tcPr>
-            <w:tcW w:type="dxa" w:w="1400"/>
+            <w:tcW w:type="dxa" w:w="1300"/>
             <w:tcBorders>
               <w:top w:val="single" w:color="B4C7E7" w:sz="4"/>
               <w:left w:val="single" w:color="B4C7E7" w:sz="4"/>
@@ -369,13 +337,13 @@
                 <w:sz w:val="18"/>
                 <w:szCs w:val="18"/>
               </w:rPr>
-              <w:t xml:space="preserve">0:00–0:08</w:t>
+              <w:t xml:space="preserve">0:00–0:10</w:t>
             </w:r>
           </w:p>
         </w:tc>
         <w:tc>
           <w:tcPr>
-            <w:tcW w:type="dxa" w:w="3400"/>
+            <w:tcW w:type="dxa" w:w="3200"/>
             <w:tcBorders>
               <w:top w:val="single" w:color="B4C7E7" w:sz="4"/>
               <w:left w:val="single" w:color="B4C7E7" w:sz="4"/>
@@ -405,7 +373,7 @@
         </w:tc>
         <w:tc>
           <w:tcPr>
-            <w:tcW w:type="dxa" w:w="4560"/>
+            <w:tcW w:type="dxa" w:w="4860"/>
             <w:tcBorders>
               <w:top w:val="single" w:color="B4C7E7" w:sz="4"/>
               <w:left w:val="single" w:color="B4C7E7" w:sz="4"/>
@@ -437,7 +405,7 @@
       <w:tr>
         <w:tc>
           <w:tcPr>
-            <w:tcW w:type="dxa" w:w="1400"/>
+            <w:tcW w:type="dxa" w:w="1300"/>
             <w:tcBorders>
               <w:top w:val="single" w:color="B4C7E7" w:sz="4"/>
               <w:left w:val="single" w:color="B4C7E7" w:sz="4"/>
@@ -461,13 +429,13 @@
                 <w:sz w:val="18"/>
                 <w:szCs w:val="18"/>
               </w:rPr>
-              <w:t xml:space="preserve">0:08–0:20</w:t>
+              <w:t xml:space="preserve">0:10–0:25</w:t>
             </w:r>
           </w:p>
         </w:tc>
         <w:tc>
           <w:tcPr>
-            <w:tcW w:type="dxa" w:w="3400"/>
+            <w:tcW w:type="dxa" w:w="3200"/>
             <w:tcBorders>
               <w:top w:val="single" w:color="B4C7E7" w:sz="4"/>
               <w:left w:val="single" w:color="B4C7E7" w:sz="4"/>
@@ -491,13 +459,13 @@
                 <w:sz w:val="18"/>
                 <w:szCs w:val="18"/>
               </w:rPr>
-              <w:t xml:space="preserve">Codespace kickoff</w:t>
+              <w:t xml:space="preserve">Account, project, editor tour</w:t>
             </w:r>
           </w:p>
         </w:tc>
         <w:tc>
           <w:tcPr>
-            <w:tcW w:type="dxa" w:w="4560"/>
+            <w:tcW w:type="dxa" w:w="4860"/>
             <w:tcBorders>
               <w:top w:val="single" w:color="B4C7E7" w:sz="4"/>
               <w:left w:val="single" w:color="B4C7E7" w:sz="4"/>
@@ -521,7 +489,7 @@
                 <w:sz w:val="18"/>
                 <w:szCs w:val="18"/>
               </w:rPr>
-              <w:t xml:space="preserve">Everyone clicks together. Then we ignore that tab.</w:t>
+              <w:t xml:space="preserve">Everyone signs up and reaches the editor.</w:t>
             </w:r>
           </w:p>
         </w:tc>
@@ -529,7 +497,7 @@
       <w:tr>
         <w:tc>
           <w:tcPr>
-            <w:tcW w:type="dxa" w:w="1400"/>
+            <w:tcW w:type="dxa" w:w="1300"/>
             <w:tcBorders>
               <w:top w:val="single" w:color="B4C7E7" w:sz="4"/>
               <w:left w:val="single" w:color="B4C7E7" w:sz="4"/>
@@ -553,13 +521,13 @@
                 <w:sz w:val="18"/>
                 <w:szCs w:val="18"/>
               </w:rPr>
-              <w:t xml:space="preserve">0:20–0:50</w:t>
+              <w:t xml:space="preserve">0:25–0:50</w:t>
             </w:r>
           </w:p>
         </w:tc>
         <w:tc>
           <w:tcPr>
-            <w:tcW w:type="dxa" w:w="3400"/>
+            <w:tcW w:type="dxa" w:w="3200"/>
             <w:tcBorders>
               <w:top w:val="single" w:color="B4C7E7" w:sz="4"/>
               <w:left w:val="single" w:color="B4C7E7" w:sz="4"/>
@@ -583,13 +551,13 @@
                 <w:sz w:val="18"/>
                 <w:szCs w:val="18"/>
               </w:rPr>
-              <w:t xml:space="preserve">Sandbox activity</w:t>
+              <w:t xml:space="preserve">Five guided exercises</w:t>
             </w:r>
           </w:p>
         </w:tc>
         <w:tc>
           <w:tcPr>
-            <w:tcW w:type="dxa" w:w="4560"/>
+            <w:tcW w:type="dxa" w:w="4860"/>
             <w:tcBorders>
               <w:top w:val="single" w:color="B4C7E7" w:sz="4"/>
               <w:left w:val="single" w:color="B4C7E7" w:sz="4"/>
@@ -613,7 +581,7 @@
                 <w:sz w:val="18"/>
                 <w:szCs w:val="18"/>
               </w:rPr>
-              <w:t xml:space="preserve">pretext.plus/tryit. Five exercises at their own pace.</w:t>
+              <w:t xml:space="preserve">Self-paced. You circulate.</w:t>
             </w:r>
           </w:p>
         </w:tc>
@@ -621,7 +589,7 @@
       <w:tr>
         <w:tc>
           <w:tcPr>
-            <w:tcW w:type="dxa" w:w="1400"/>
+            <w:tcW w:type="dxa" w:w="1300"/>
             <w:tcBorders>
               <w:top w:val="single" w:color="B4C7E7" w:sz="4"/>
               <w:left w:val="single" w:color="B4C7E7" w:sz="4"/>
@@ -651,7 +619,7 @@
         </w:tc>
         <w:tc>
           <w:tcPr>
-            <w:tcW w:type="dxa" w:w="3400"/>
+            <w:tcW w:type="dxa" w:w="3200"/>
             <w:tcBorders>
               <w:top w:val="single" w:color="B4C7E7" w:sz="4"/>
               <w:left w:val="single" w:color="B4C7E7" w:sz="4"/>
@@ -675,13 +643,13 @@
                 <w:sz w:val="18"/>
                 <w:szCs w:val="18"/>
               </w:rPr>
-              <w:t xml:space="preserve">Break / buffer</w:t>
+              <w:t xml:space="preserve">Show the target, then break</w:t>
             </w:r>
           </w:p>
         </w:tc>
         <w:tc>
           <w:tcPr>
-            <w:tcW w:type="dxa" w:w="4560"/>
+            <w:tcW w:type="dxa" w:w="4860"/>
             <w:tcBorders>
               <w:top w:val="single" w:color="B4C7E7" w:sz="4"/>
               <w:left w:val="single" w:color="B4C7E7" w:sz="4"/>
@@ -705,7 +673,7 @@
                 <w:sz w:val="18"/>
                 <w:szCs w:val="18"/>
               </w:rPr>
-              <w:t xml:space="preserve">You rescue stragglers during this.</w:t>
+              <w:t xml:space="preserve">Display your sample lesson. Send to break.</w:t>
             </w:r>
           </w:p>
         </w:tc>
@@ -713,7 +681,7 @@
       <w:tr>
         <w:tc>
           <w:tcPr>
-            <w:tcW w:type="dxa" w:w="1400"/>
+            <w:tcW w:type="dxa" w:w="1300"/>
             <w:tcBorders>
               <w:top w:val="single" w:color="B4C7E7" w:sz="4"/>
               <w:left w:val="single" w:color="B4C7E7" w:sz="4"/>
@@ -737,13 +705,13 @@
                 <w:sz w:val="18"/>
                 <w:szCs w:val="18"/>
               </w:rPr>
-              <w:t xml:space="preserve">0:55–1:15</w:t>
+              <w:t xml:space="preserve">0:55–1:00</w:t>
             </w:r>
           </w:p>
         </w:tc>
         <w:tc>
           <w:tcPr>
-            <w:tcW w:type="dxa" w:w="3400"/>
+            <w:tcW w:type="dxa" w:w="3200"/>
             <w:tcBorders>
               <w:top w:val="single" w:color="B4C7E7" w:sz="4"/>
               <w:left w:val="single" w:color="B4C7E7" w:sz="4"/>
@@ -767,13 +735,13 @@
                 <w:sz w:val="18"/>
                 <w:szCs w:val="18"/>
               </w:rPr>
-              <w:t xml:space="preserve">New Project + starter</w:t>
+              <w:t xml:space="preserve">Break</w:t>
             </w:r>
           </w:p>
         </w:tc>
         <w:tc>
           <w:tcPr>
-            <w:tcW w:type="dxa" w:w="4560"/>
+            <w:tcW w:type="dxa" w:w="4860"/>
             <w:tcBorders>
               <w:top w:val="single" w:color="B4C7E7" w:sz="4"/>
               <w:left w:val="single" w:color="B4C7E7" w:sz="4"/>
@@ -797,7 +765,7 @@
                 <w:sz w:val="18"/>
                 <w:szCs w:val="18"/>
               </w:rPr>
-              <w:t xml:space="preserve">Return to Codespace. Paste starter. Personalize.</w:t>
+              <w:t xml:space="preserve">Buffer for stragglers.</w:t>
             </w:r>
           </w:p>
         </w:tc>
@@ -805,7 +773,7 @@
       <w:tr>
         <w:tc>
           <w:tcPr>
-            <w:tcW w:type="dxa" w:w="1400"/>
+            <w:tcW w:type="dxa" w:w="1300"/>
             <w:tcBorders>
               <w:top w:val="single" w:color="B4C7E7" w:sz="4"/>
               <w:left w:val="single" w:color="B4C7E7" w:sz="4"/>
@@ -829,13 +797,13 @@
                 <w:sz w:val="18"/>
                 <w:szCs w:val="18"/>
               </w:rPr>
-              <w:t xml:space="preserve">1:15–1:35</w:t>
+              <w:t xml:space="preserve">1:00–1:25</w:t>
             </w:r>
           </w:p>
         </w:tc>
         <w:tc>
           <w:tcPr>
-            <w:tcW w:type="dxa" w:w="3400"/>
+            <w:tcW w:type="dxa" w:w="3200"/>
             <w:tcBorders>
               <w:top w:val="single" w:color="B4C7E7" w:sz="4"/>
               <w:left w:val="single" w:color="B4C7E7" w:sz="4"/>
@@ -859,13 +827,13 @@
                 <w:sz w:val="18"/>
                 <w:szCs w:val="18"/>
               </w:rPr>
-              <w:t xml:space="preserve">Build, View, Deploy</w:t>
+              <w:t xml:space="preserve">Build your own lesson</w:t>
             </w:r>
           </w:p>
         </w:tc>
         <w:tc>
           <w:tcPr>
-            <w:tcW w:type="dxa" w:w="4560"/>
+            <w:tcW w:type="dxa" w:w="4860"/>
             <w:tcBorders>
               <w:top w:val="single" w:color="B4C7E7" w:sz="4"/>
               <w:left w:val="single" w:color="B4C7E7" w:sz="4"/>
@@ -889,7 +857,7 @@
                 <w:sz w:val="18"/>
                 <w:szCs w:val="18"/>
               </w:rPr>
-              <w:t xml:space="preserve">Get a github.io URL.</w:t>
+              <w:t xml:space="preserve">Personalize. The main hour.</w:t>
             </w:r>
           </w:p>
         </w:tc>
@@ -897,7 +865,7 @@
       <w:tr>
         <w:tc>
           <w:tcPr>
-            <w:tcW w:type="dxa" w:w="1400"/>
+            <w:tcW w:type="dxa" w:w="1300"/>
             <w:tcBorders>
               <w:top w:val="single" w:color="B4C7E7" w:sz="4"/>
               <w:left w:val="single" w:color="B4C7E7" w:sz="4"/>
@@ -921,13 +889,13 @@
                 <w:sz w:val="18"/>
                 <w:szCs w:val="18"/>
               </w:rPr>
-              <w:t xml:space="preserve">1:35–1:50</w:t>
+              <w:t xml:space="preserve">1:25–1:30</w:t>
             </w:r>
           </w:p>
         </w:tc>
         <w:tc>
           <w:tcPr>
-            <w:tcW w:type="dxa" w:w="3400"/>
+            <w:tcW w:type="dxa" w:w="3200"/>
             <w:tcBorders>
               <w:top w:val="single" w:color="B4C7E7" w:sz="4"/>
               <w:left w:val="single" w:color="B4C7E7" w:sz="4"/>
@@ -951,13 +919,13 @@
                 <w:sz w:val="18"/>
                 <w:szCs w:val="18"/>
               </w:rPr>
-              <w:t xml:space="preserve">Show-and-tell</w:t>
+              <w:t xml:space="preserve">Share + pairs-read</w:t>
             </w:r>
           </w:p>
         </w:tc>
         <w:tc>
           <w:tcPr>
-            <w:tcW w:type="dxa" w:w="4560"/>
+            <w:tcW w:type="dxa" w:w="4860"/>
             <w:tcBorders>
               <w:top w:val="single" w:color="B4C7E7" w:sz="4"/>
               <w:left w:val="single" w:color="B4C7E7" w:sz="4"/>
@@ -981,7 +949,7 @@
                 <w:sz w:val="18"/>
                 <w:szCs w:val="18"/>
               </w:rPr>
-              <w:t xml:space="preserve">3–4 volunteers share URLs.</w:t>
+              <w:t xml:space="preserve">URLs in shared doc; read a neighbor's.</w:t>
             </w:r>
           </w:p>
         </w:tc>
@@ -989,7 +957,7 @@
       <w:tr>
         <w:tc>
           <w:tcPr>
-            <w:tcW w:type="dxa" w:w="1400"/>
+            <w:tcW w:type="dxa" w:w="1300"/>
             <w:tcBorders>
               <w:top w:val="single" w:color="B4C7E7" w:sz="4"/>
               <w:left w:val="single" w:color="B4C7E7" w:sz="4"/>
@@ -1013,13 +981,13 @@
                 <w:sz w:val="18"/>
                 <w:szCs w:val="18"/>
               </w:rPr>
-              <w:t xml:space="preserve">1:50–2:00</w:t>
+              <w:t xml:space="preserve">1:30–1:40</w:t>
             </w:r>
           </w:p>
         </w:tc>
         <w:tc>
           <w:tcPr>
-            <w:tcW w:type="dxa" w:w="3400"/>
+            <w:tcW w:type="dxa" w:w="3200"/>
             <w:tcBorders>
               <w:top w:val="single" w:color="B4C7E7" w:sz="4"/>
               <w:left w:val="single" w:color="B4C7E7" w:sz="4"/>
@@ -1043,13 +1011,13 @@
                 <w:sz w:val="18"/>
                 <w:szCs w:val="18"/>
               </w:rPr>
-              <w:t xml:space="preserve">Next steps &amp; Q&amp;A</w:t>
+              <w:t xml:space="preserve">Show-and-tell</w:t>
             </w:r>
           </w:p>
         </w:tc>
         <w:tc>
           <w:tcPr>
-            <w:tcW w:type="dxa" w:w="4560"/>
+            <w:tcW w:type="dxa" w:w="4860"/>
             <w:tcBorders>
               <w:top w:val="single" w:color="B4C7E7" w:sz="4"/>
               <w:left w:val="single" w:color="B4C7E7" w:sz="4"/>
@@ -1073,7 +1041,312 @@
                 <w:sz w:val="18"/>
                 <w:szCs w:val="18"/>
               </w:rPr>
-              <w:t xml:space="preserve">Where to go from here.</w:t>
+              <w:t xml:space="preserve">3–4 volunteers.</w:t>
+            </w:r>
+          </w:p>
+        </w:tc>
+      </w:tr>
+      <w:tr>
+        <w:tc>
+          <w:tcPr>
+            <w:tcW w:type="dxa" w:w="1300"/>
+            <w:tcBorders>
+              <w:top w:val="single" w:color="B4C7E7" w:sz="4"/>
+              <w:left w:val="single" w:color="B4C7E7" w:sz="4"/>
+              <w:bottom w:val="single" w:color="B4C7E7" w:sz="4"/>
+              <w:right w:val="single" w:color="B4C7E7" w:sz="4"/>
+            </w:tcBorders>
+            <w:tcMar>
+              <w:top w:type="dxa" w:w="80"/>
+              <w:left w:type="dxa" w:w="120"/>
+              <w:bottom w:type="dxa" w:w="80"/>
+              <w:right w:type="dxa" w:w="120"/>
+            </w:tcMar>
+          </w:tcPr>
+          <w:p>
+            <w:pPr>
+              <w:spacing w:after="0" w:before="0"/>
+            </w:pPr>
+            <w:r>
+              <w:rPr>
+                <w:rFonts w:ascii="Arial" w:cs="Arial" w:eastAsia="Arial" w:hAnsi="Arial"/>
+                <w:sz w:val="18"/>
+                <w:szCs w:val="18"/>
+              </w:rPr>
+              <w:t xml:space="preserve">1:40–1:50</w:t>
+            </w:r>
+          </w:p>
+        </w:tc>
+        <w:tc>
+          <w:tcPr>
+            <w:tcW w:type="dxa" w:w="3200"/>
+            <w:tcBorders>
+              <w:top w:val="single" w:color="B4C7E7" w:sz="4"/>
+              <w:left w:val="single" w:color="B4C7E7" w:sz="4"/>
+              <w:bottom w:val="single" w:color="B4C7E7" w:sz="4"/>
+              <w:right w:val="single" w:color="B4C7E7" w:sz="4"/>
+            </w:tcBorders>
+            <w:tcMar>
+              <w:top w:type="dxa" w:w="80"/>
+              <w:left w:type="dxa" w:w="120"/>
+              <w:bottom w:type="dxa" w:w="80"/>
+              <w:right w:type="dxa" w:w="120"/>
+            </w:tcMar>
+          </w:tcPr>
+          <w:p>
+            <w:pPr>
+              <w:spacing w:after="0" w:before="0"/>
+            </w:pPr>
+            <w:r>
+              <w:rPr>
+                <w:rFonts w:ascii="Arial" w:cs="Arial" w:eastAsia="Arial" w:hAnsi="Arial"/>
+                <w:sz w:val="18"/>
+                <w:szCs w:val="18"/>
+              </w:rPr>
+              <w:t xml:space="preserve">Tour your real PreTeXt work</w:t>
+            </w:r>
+          </w:p>
+        </w:tc>
+        <w:tc>
+          <w:tcPr>
+            <w:tcW w:type="dxa" w:w="4860"/>
+            <w:tcBorders>
+              <w:top w:val="single" w:color="B4C7E7" w:sz="4"/>
+              <w:left w:val="single" w:color="B4C7E7" w:sz="4"/>
+              <w:bottom w:val="single" w:color="B4C7E7" w:sz="4"/>
+              <w:right w:val="single" w:color="B4C7E7" w:sz="4"/>
+            </w:tcBorders>
+            <w:tcMar>
+              <w:top w:type="dxa" w:w="80"/>
+              <w:left w:type="dxa" w:w="120"/>
+              <w:bottom w:type="dxa" w:w="80"/>
+              <w:right w:type="dxa" w:w="120"/>
+            </w:tcMar>
+          </w:tcPr>
+          <w:p>
+            <w:pPr>
+              <w:spacing w:after="0" w:before="0"/>
+            </w:pPr>
+            <w:r>
+              <w:rPr>
+                <w:rFonts w:ascii="Arial" w:cs="Arial" w:eastAsia="Arial" w:hAnsi="Arial"/>
+                <w:sz w:val="18"/>
+                <w:szCs w:val="18"/>
+              </w:rPr>
+              <w:t xml:space="preserve">Live walkthrough of your DE book.</w:t>
+            </w:r>
+          </w:p>
+        </w:tc>
+      </w:tr>
+      <w:tr>
+        <w:tc>
+          <w:tcPr>
+            <w:tcW w:type="dxa" w:w="1300"/>
+            <w:tcBorders>
+              <w:top w:val="single" w:color="B4C7E7" w:sz="4"/>
+              <w:left w:val="single" w:color="B4C7E7" w:sz="4"/>
+              <w:bottom w:val="single" w:color="B4C7E7" w:sz="4"/>
+              <w:right w:val="single" w:color="B4C7E7" w:sz="4"/>
+            </w:tcBorders>
+            <w:tcMar>
+              <w:top w:type="dxa" w:w="80"/>
+              <w:left w:type="dxa" w:w="120"/>
+              <w:bottom w:type="dxa" w:w="80"/>
+              <w:right w:type="dxa" w:w="120"/>
+            </w:tcMar>
+          </w:tcPr>
+          <w:p>
+            <w:pPr>
+              <w:spacing w:after="0" w:before="0"/>
+            </w:pPr>
+            <w:r>
+              <w:rPr>
+                <w:rFonts w:ascii="Arial" w:cs="Arial" w:eastAsia="Arial" w:hAnsi="Arial"/>
+                <w:sz w:val="18"/>
+                <w:szCs w:val="18"/>
+              </w:rPr>
+              <w:t xml:space="preserve">1:50–2:00</w:t>
+            </w:r>
+          </w:p>
+        </w:tc>
+        <w:tc>
+          <w:tcPr>
+            <w:tcW w:type="dxa" w:w="3200"/>
+            <w:tcBorders>
+              <w:top w:val="single" w:color="B4C7E7" w:sz="4"/>
+              <w:left w:val="single" w:color="B4C7E7" w:sz="4"/>
+              <w:bottom w:val="single" w:color="B4C7E7" w:sz="4"/>
+              <w:right w:val="single" w:color="B4C7E7" w:sz="4"/>
+            </w:tcBorders>
+            <w:tcMar>
+              <w:top w:type="dxa" w:w="80"/>
+              <w:left w:type="dxa" w:w="120"/>
+              <w:bottom w:type="dxa" w:w="80"/>
+              <w:right w:type="dxa" w:w="120"/>
+            </w:tcMar>
+          </w:tcPr>
+          <w:p>
+            <w:pPr>
+              <w:spacing w:after="0" w:before="0"/>
+            </w:pPr>
+            <w:r>
+              <w:rPr>
+                <w:rFonts w:ascii="Arial" w:cs="Arial" w:eastAsia="Arial" w:hAnsi="Arial"/>
+                <w:sz w:val="18"/>
+                <w:szCs w:val="18"/>
+              </w:rPr>
+              <w:t xml:space="preserve">Next steps &amp; Q&amp;A</w:t>
+            </w:r>
+          </w:p>
+        </w:tc>
+        <w:tc>
+          <w:tcPr>
+            <w:tcW w:type="dxa" w:w="4860"/>
+            <w:tcBorders>
+              <w:top w:val="single" w:color="B4C7E7" w:sz="4"/>
+              <w:left w:val="single" w:color="B4C7E7" w:sz="4"/>
+              <w:bottom w:val="single" w:color="B4C7E7" w:sz="4"/>
+              <w:right w:val="single" w:color="B4C7E7" w:sz="4"/>
+            </w:tcBorders>
+            <w:tcMar>
+              <w:top w:type="dxa" w:w="80"/>
+              <w:left w:type="dxa" w:w="120"/>
+              <w:bottom w:type="dxa" w:w="80"/>
+              <w:right w:type="dxa" w:w="120"/>
+            </w:tcMar>
+          </w:tcPr>
+          <w:p>
+            <w:pPr>
+              <w:spacing w:after="0" w:before="0"/>
+            </w:pPr>
+            <w:r>
+              <w:rPr>
+                <w:rFonts w:ascii="Arial" w:cs="Arial" w:eastAsia="Arial" w:hAnsi="Arial"/>
+                <w:sz w:val="18"/>
+                <w:szCs w:val="18"/>
+              </w:rPr>
+              <w:t xml:space="preserve">Three paths; questions.</w:t>
+            </w:r>
+          </w:p>
+        </w:tc>
+      </w:tr>
+    </w:tbl>
+    <w:tbl>
+      <w:tblPr>
+        <w:tblW w:type="dxa" w:w="9360"/>
+        <w:tblBorders>
+          <w:top w:val="single" w:color="9C27B0" w:sz="8"/>
+          <w:left w:val="single" w:color="9C27B0" w:sz="8"/>
+          <w:bottom w:val="single" w:color="9C27B0" w:sz="8"/>
+          <w:right w:val="single" w:color="9C27B0" w:sz="8"/>
+          <w:insideH w:val="none" w:color="FFFFFF" w:sz="0"/>
+          <w:insideV w:val="none" w:color="FFFFFF" w:sz="0"/>
+        </w:tblBorders>
+      </w:tblPr>
+      <w:tblGrid>
+        <w:gridCol w:w="9360"/>
+      </w:tblGrid>
+      <w:tr>
+        <w:trPr>
+          <w:cantSplit/>
+        </w:trPr>
+        <w:tc>
+          <w:tcPr>
+            <w:tcW w:type="dxa" w:w="9360"/>
+            <w:shd w:fill="F3E5F5" w:val="clear"/>
+            <w:tcMar>
+              <w:top w:type="dxa" w:w="140"/>
+              <w:left w:type="dxa" w:w="200"/>
+              <w:bottom w:type="dxa" w:w="140"/>
+              <w:right w:type="dxa" w:w="200"/>
+            </w:tcMar>
+          </w:tcPr>
+          <w:p>
+            <w:pPr>
+              <w:spacing w:after="80" w:before="0"/>
+            </w:pPr>
+            <w:r>
+              <w:rPr>
+                <w:rFonts w:ascii="Arial" w:cs="Arial" w:eastAsia="Arial" w:hAnsi="Arial"/>
+                <w:b/>
+                <w:bCs/>
+                <w:color w:val="1F3864"/>
+                <w:sz w:val="22"/>
+                <w:szCs w:val="22"/>
+              </w:rPr>
+              <w:t xml:space="preserve">Solo facilitation: the moves that save you</w:t>
+            </w:r>
+          </w:p>
+          <w:p>
+            <w:pPr>
+              <w:pStyle w:val="ListParagraph"/>
+              <w:numPr>
+                <w:ilvl w:val="0"/>
+                <w:numId w:val="2"/>
+              </w:numPr>
+              <w:spacing w:after="40" w:before="40"/>
+            </w:pPr>
+            <w:r>
+              <w:rPr>
+                <w:rFonts w:ascii="Arial" w:cs="Arial" w:eastAsia="Arial" w:hAnsi="Arial"/>
+                <w:sz w:val="20"/>
+                <w:szCs w:val="20"/>
+              </w:rPr>
+              <w:t xml:space="preserve">Buddy system: at the start of the main activity, ask participants to introduce themselves to a neighbor and agree to ask each other before raising a hand.</w:t>
+            </w:r>
+          </w:p>
+          <w:p>
+            <w:pPr>
+              <w:pStyle w:val="ListParagraph"/>
+              <w:numPr>
+                <w:ilvl w:val="0"/>
+                <w:numId w:val="2"/>
+              </w:numPr>
+              <w:spacing w:after="40" w:before="40"/>
+            </w:pPr>
+            <w:r>
+              <w:rPr>
+                <w:rFonts w:ascii="Arial" w:cs="Arial" w:eastAsia="Arial" w:hAnsi="Arial"/>
+                <w:sz w:val="20"/>
+                <w:szCs w:val="20"/>
+              </w:rPr>
+              <w:t xml:space="preserve">Shared URL doc: this is your passive monitoring tool. A glance tells you who is progressing.</w:t>
+            </w:r>
+          </w:p>
+          <w:p>
+            <w:pPr>
+              <w:pStyle w:val="ListParagraph"/>
+              <w:numPr>
+                <w:ilvl w:val="0"/>
+                <w:numId w:val="2"/>
+              </w:numPr>
+              <w:spacing w:after="40" w:before="40"/>
+            </w:pPr>
+            <w:r>
+              <w:rPr>
+                <w:rFonts w:ascii="Arial" w:cs="Arial" w:eastAsia="Arial" w:hAnsi="Arial"/>
+                <w:sz w:val="20"/>
+                <w:szCs w:val="20"/>
+              </w:rPr>
+              <w:t xml:space="preserve">Self-paced exercises: keep blocks flexible so you do not need to manage a lockstep group.</w:t>
+            </w:r>
+          </w:p>
+          <w:p>
+            <w:pPr>
+              <w:pStyle w:val="ListParagraph"/>
+              <w:numPr>
+                <w:ilvl w:val="0"/>
+                <w:numId w:val="2"/>
+              </w:numPr>
+              <w:spacing w:after="40" w:before="40"/>
+            </w:pPr>
+            <w:r>
+              <w:rPr>
+                <w:rFonts w:ascii="Arial" w:cs="Arial" w:eastAsia="Arial" w:hAnsi="Arial"/>
+                <w:sz w:val="20"/>
+                <w:szCs w:val="20"/>
+              </w:rPr>
+              <w:t xml:space="preserve">Do not try to demo and watch the room at the same time. When you demo, demo. When they work, you walk.</w:t>
             </w:r>
           </w:p>
         </w:tc>
@@ -1095,7 +1368,7 @@
           <w:sz w:val="26"/>
           <w:szCs w:val="26"/>
         </w:rPr>
-        <w:t xml:space="preserve">0:00–0:08 — Welcome &amp; motivation</w:t>
+        <w:t xml:space="preserve">0:00–0:10 — Welcome &amp; motivation</w:t>
       </w:r>
     </w:p>
     <w:p>
@@ -1144,7 +1417,7 @@
           <w:sz w:val="22"/>
           <w:szCs w:val="22"/>
         </w:rPr>
-        <w:t xml:space="preserve">Slides to use</w:t>
+        <w:t xml:space="preserve">Slides</w:t>
       </w:r>
     </w:p>
     <w:p>
@@ -1157,7 +1430,7 @@
           <w:sz w:val="20"/>
           <w:szCs w:val="20"/>
         </w:rPr>
-        <w:t xml:space="preserve">Opening deck, slides 1–10 (Welcome through Ready?). One minute each, less on some.</w:t>
+        <w:t xml:space="preserve">Opening deck, all slides. Roughly one minute each.</w:t>
       </w:r>
     </w:p>
     <w:p>
@@ -1175,7 +1448,7 @@
           <w:sz w:val="22"/>
           <w:szCs w:val="22"/>
         </w:rPr>
-        <w:t xml:space="preserve">Key lines to land</w:t>
+        <w:t xml:space="preserve">Lines that need to land</w:t>
       </w:r>
     </w:p>
     <w:p>
@@ -1211,25 +1484,25 @@
           <w:sz w:val="20"/>
           <w:szCs w:val="20"/>
         </w:rPr>
-        <w:t xml:space="preserve">"No installs, no command line. Your laptop and browser are enough."</w:t>
-      </w:r>
-    </w:p>
-    <w:p>
-      <w:pPr>
-        <w:pStyle w:val="ListParagraph"/>
-        <w:numPr>
-          <w:ilvl w:val="0"/>
-          <w:numId w:val="2"/>
-        </w:numPr>
-        <w:spacing w:after="40" w:before="40"/>
-      </w:pPr>
-      <w:r>
-        <w:rPr>
-          <w:rFonts w:ascii="Arial" w:cs="Arial" w:eastAsia="Arial" w:hAnsi="Arial"/>
-          <w:sz w:val="20"/>
-          <w:szCs w:val="20"/>
-        </w:rPr>
-        <w:t xml:space="preserve">"If you know LaTeX, you already have a head start."</w:t>
+        <w:t xml:space="preserve">"No installs, no command line, no GitHub. Your laptop and browser are enough."</w:t>
+      </w:r>
+    </w:p>
+    <w:p>
+      <w:pPr>
+        <w:pStyle w:val="ListParagraph"/>
+        <w:numPr>
+          <w:ilvl w:val="0"/>
+          <w:numId w:val="2"/>
+        </w:numPr>
+        <w:spacing w:after="40" w:before="40"/>
+      </w:pPr>
+      <w:r>
+        <w:rPr>
+          <w:rFonts w:ascii="Arial" w:cs="Arial" w:eastAsia="Arial" w:hAnsi="Arial"/>
+          <w:sz w:val="20"/>
+          <w:szCs w:val="20"/>
+        </w:rPr>
+        <w:t xml:space="preserve">"If you know LaTeX, you have a head start. If you don't, that's fine too."</w:t>
       </w:r>
     </w:p>
     <w:tbl>
@@ -1288,7 +1561,7 @@
                 <w:sz w:val="20"/>
                 <w:szCs w:val="20"/>
               </w:rPr>
-              <w:t xml:space="preserve">Anyone who doesn't have a GitHub account yet. Tell them quietly during the next block that you'll help them.</w:t>
+              <w:t xml:space="preserve">Anyone visibly anxious. A quick scan during the welcome tells you who to check on first during the signup block.</w:t>
             </w:r>
           </w:p>
         </w:tc>
@@ -1309,7 +1582,7 @@
           <w:sz w:val="26"/>
           <w:szCs w:val="26"/>
         </w:rPr>
-        <w:t xml:space="preserve">0:08–0:20 — Codespace kickoff</w:t>
+        <w:t xml:space="preserve">0:10–0:25 — Account, project, editor tour</w:t>
       </w:r>
     </w:p>
     <w:p>
@@ -1340,7 +1613,7 @@
           <w:sz w:val="20"/>
           <w:szCs w:val="20"/>
         </w:rPr>
-        <w:t xml:space="preserve">Every participant has a Codespace building in a tab they will not touch for the next 30 minutes.</w:t>
+        <w:t xml:space="preserve">Every participant has signed up, confirmed their email, created a project, and is looking at the editor with a preview on screen.</w:t>
       </w:r>
     </w:p>
     <w:p>
@@ -1358,20 +1631,7 @@
           <w:sz w:val="22"/>
           <w:szCs w:val="22"/>
         </w:rPr>
-        <w:t xml:space="preserve">What to do on screen</w:t>
-      </w:r>
-    </w:p>
-    <w:p>
-      <w:pPr>
-        <w:spacing w:after="80" w:before="80"/>
-      </w:pPr>
-      <w:r>
-        <w:rPr>
-          <w:rFonts w:ascii="Arial" w:cs="Arial" w:eastAsia="Arial" w:hAnsi="Arial"/>
-          <w:sz w:val="20"/>
-          <w:szCs w:val="20"/>
-        </w:rPr>
-        <w:t xml:space="preserve">Drive this on the projector, step by step, slowly. Everyone mirrors your clicks on their laptop.</w:t>
+        <w:t xml:space="preserve">On your projector</w:t>
       </w:r>
     </w:p>
     <w:p>
@@ -1397,203 +1657,179 @@
           <w:sz w:val="20"/>
           <w:szCs w:val="20"/>
         </w:rPr>
-        <w:t xml:space="preserve">github.com/PreTeXtBook/pretext-codespace</w:t>
-      </w:r>
-      <w:r>
-        <w:rPr>
-          <w:rFonts w:ascii="Arial" w:cs="Arial" w:eastAsia="Arial" w:hAnsi="Arial"/>
-          <w:sz w:val="20"/>
-          <w:szCs w:val="20"/>
-        </w:rPr>
-        <w:t xml:space="preserve">. Point out the green </w:t>
-      </w:r>
-      <w:r>
-        <w:rPr>
-          <w:rFonts w:ascii="Arial" w:cs="Arial" w:eastAsia="Arial" w:hAnsi="Arial"/>
-          <w:b/>
-          <w:bCs/>
-          <w:sz w:val="20"/>
-          <w:szCs w:val="20"/>
-        </w:rPr>
-        <w:t xml:space="preserve">Use this template</w:t>
-      </w:r>
-      <w:r>
-        <w:rPr>
-          <w:rFonts w:ascii="Arial" w:cs="Arial" w:eastAsia="Arial" w:hAnsi="Arial"/>
-          <w:sz w:val="20"/>
-          <w:szCs w:val="20"/>
-        </w:rPr>
-        <w:t xml:space="preserve"> button.</w:t>
-      </w:r>
-    </w:p>
-    <w:p>
-      <w:pPr>
-        <w:pStyle w:val="ListParagraph"/>
-        <w:numPr>
-          <w:ilvl w:val="0"/>
-          <w:numId w:val="2"/>
-        </w:numPr>
-        <w:spacing w:after="40" w:before="40"/>
-      </w:pPr>
-      <w:r>
-        <w:rPr>
-          <w:rFonts w:ascii="Arial" w:cs="Arial" w:eastAsia="Arial" w:hAnsi="Arial"/>
-          <w:sz w:val="20"/>
-          <w:szCs w:val="20"/>
-        </w:rPr>
-        <w:t xml:space="preserve">Click it → Create a new repository. Name yours my-pretext-demo. Public. Create.</w:t>
-      </w:r>
-    </w:p>
-    <w:p>
-      <w:pPr>
-        <w:pStyle w:val="ListParagraph"/>
-        <w:numPr>
-          <w:ilvl w:val="0"/>
-          <w:numId w:val="2"/>
-        </w:numPr>
-        <w:spacing w:after="40" w:before="40"/>
-      </w:pPr>
-      <w:r>
-        <w:rPr>
-          <w:rFonts w:ascii="Arial" w:cs="Arial" w:eastAsia="Arial" w:hAnsi="Arial"/>
-          <w:sz w:val="20"/>
-          <w:szCs w:val="20"/>
-        </w:rPr>
-        <w:t xml:space="preserve">On the new repo page: green </w:t>
-      </w:r>
-      <w:r>
-        <w:rPr>
-          <w:rFonts w:ascii="Arial" w:cs="Arial" w:eastAsia="Arial" w:hAnsi="Arial"/>
-          <w:b/>
-          <w:bCs/>
-          <w:sz w:val="20"/>
-          <w:szCs w:val="20"/>
-        </w:rPr>
-        <w:t xml:space="preserve">&lt; &gt; Code</w:t>
-      </w:r>
-      <w:r>
-        <w:rPr>
-          <w:rFonts w:ascii="Arial" w:cs="Arial" w:eastAsia="Arial" w:hAnsi="Arial"/>
-          <w:sz w:val="20"/>
-          <w:szCs w:val="20"/>
-        </w:rPr>
-        <w:t xml:space="preserve"> → Codespaces tab → Create codespace on main.</w:t>
-      </w:r>
-    </w:p>
-    <w:p>
-      <w:pPr>
-        <w:pStyle w:val="ListParagraph"/>
-        <w:numPr>
-          <w:ilvl w:val="0"/>
-          <w:numId w:val="2"/>
-        </w:numPr>
-        <w:spacing w:after="40" w:before="40"/>
-      </w:pPr>
-      <w:r>
-        <w:rPr>
-          <w:rFonts w:ascii="Arial" w:cs="Arial" w:eastAsia="Arial" w:hAnsi="Arial"/>
-          <w:sz w:val="20"/>
-          <w:szCs w:val="20"/>
-        </w:rPr>
-        <w:t xml:space="preserve">Codespace tab opens and starts setting up. Say clearly: "Do not touch this tab. Leave it alone. It will finish while we do something else."</w:t>
-      </w:r>
-    </w:p>
-    <w:p>
-      <w:pPr>
-        <w:pStyle w:val="ListParagraph"/>
-        <w:numPr>
-          <w:ilvl w:val="0"/>
-          <w:numId w:val="2"/>
-        </w:numPr>
-        <w:spacing w:after="40" w:before="40"/>
-      </w:pPr>
-      <w:r>
-        <w:rPr>
-          <w:rFonts w:ascii="Arial" w:cs="Arial" w:eastAsia="Arial" w:hAnsi="Arial"/>
-          <w:sz w:val="20"/>
-          <w:szCs w:val="20"/>
-        </w:rPr>
-        <w:t xml:space="preserve">Open a new tab, go to </w:t>
-      </w:r>
-      <w:r>
-        <w:rPr>
-          <w:rFonts w:ascii="Consolas" w:cs="Consolas" w:eastAsia="Consolas" w:hAnsi="Consolas"/>
-          <w:sz w:val="20"/>
-          <w:szCs w:val="20"/>
-        </w:rPr>
-        <w:t xml:space="preserve">pretext.plus/tryit</w:t>
-      </w:r>
-      <w:r>
-        <w:rPr>
-          <w:rFonts w:ascii="Arial" w:cs="Arial" w:eastAsia="Arial" w:hAnsi="Arial"/>
-          <w:sz w:val="20"/>
-          <w:szCs w:val="20"/>
-        </w:rPr>
-        <w:t xml:space="preserve">. This is where we actually start.</w:t>
-      </w:r>
-    </w:p>
-    <w:tbl>
-      <w:tblPr>
-        <w:tblW w:type="dxa" w:w="9360"/>
-        <w:tblBorders>
-          <w:top w:val="single" w:color="E06666" w:sz="8"/>
-          <w:left w:val="single" w:color="E06666" w:sz="8"/>
-          <w:bottom w:val="single" w:color="E06666" w:sz="8"/>
-          <w:right w:val="single" w:color="E06666" w:sz="8"/>
-          <w:insideH w:val="none" w:color="FFFFFF" w:sz="0"/>
-          <w:insideV w:val="none" w:color="FFFFFF" w:sz="0"/>
-        </w:tblBorders>
-      </w:tblPr>
-      <w:tblGrid>
-        <w:gridCol w:w="9360"/>
-      </w:tblGrid>
-      <w:tr>
-        <w:trPr>
-          <w:cantSplit/>
-        </w:trPr>
-        <w:tc>
-          <w:tcPr>
-            <w:tcW w:type="dxa" w:w="9360"/>
-            <w:shd w:fill="FFEBEB" w:val="clear"/>
-            <w:tcMar>
-              <w:top w:type="dxa" w:w="140"/>
-              <w:left w:type="dxa" w:w="200"/>
-              <w:bottom w:type="dxa" w:w="140"/>
-              <w:right w:type="dxa" w:w="200"/>
-            </w:tcMar>
-          </w:tcPr>
-          <w:p>
-            <w:pPr>
-              <w:spacing w:after="80" w:before="0"/>
-            </w:pPr>
-            <w:r>
-              <w:rPr>
-                <w:rFonts w:ascii="Arial" w:cs="Arial" w:eastAsia="Arial" w:hAnsi="Arial"/>
-                <w:b/>
-                <w:bCs/>
-                <w:color w:val="1F3864"/>
-                <w:sz w:val="22"/>
-                <w:szCs w:val="22"/>
-              </w:rPr>
-              <w:t xml:space="preserve">The one instruction to repeat twice</w:t>
-            </w:r>
-          </w:p>
-          <w:p>
-            <w:pPr>
-              <w:spacing w:after="80" w:before="80"/>
-            </w:pPr>
-            <w:r>
-              <w:rPr>
-                <w:rFonts w:ascii="Arial" w:cs="Arial" w:eastAsia="Arial" w:hAnsi="Arial"/>
-                <w:sz w:val="20"/>
-                <w:szCs w:val="20"/>
-              </w:rPr>
-              <w:t xml:space="preserve">"Do not close the Codespace tab. Do not refresh it. Do not click in it. We will come back to it in about half an hour."</w:t>
-            </w:r>
-          </w:p>
-        </w:tc>
-      </w:tr>
-    </w:tbl>
+        <w:t xml:space="preserve">pretext.plus</w:t>
+      </w:r>
+      <w:r>
+        <w:rPr>
+          <w:rFonts w:ascii="Arial" w:cs="Arial" w:eastAsia="Arial" w:hAnsi="Arial"/>
+          <w:sz w:val="20"/>
+          <w:szCs w:val="20"/>
+        </w:rPr>
+        <w:t xml:space="preserve">. Click </w:t>
+      </w:r>
+      <w:r>
+        <w:rPr>
+          <w:rFonts w:ascii="Arial" w:cs="Arial" w:eastAsia="Arial" w:hAnsi="Arial"/>
+          <w:b/>
+          <w:bCs/>
+          <w:sz w:val="20"/>
+          <w:szCs w:val="20"/>
+        </w:rPr>
+        <w:t xml:space="preserve">Sign up</w:t>
+      </w:r>
+      <w:r>
+        <w:rPr>
+          <w:rFonts w:ascii="Arial" w:cs="Arial" w:eastAsia="Arial" w:hAnsi="Arial"/>
+          <w:sz w:val="20"/>
+          <w:szCs w:val="20"/>
+        </w:rPr>
+        <w:t xml:space="preserve">. Walk through the form on screen.</w:t>
+      </w:r>
+    </w:p>
+    <w:p>
+      <w:pPr>
+        <w:pStyle w:val="ListParagraph"/>
+        <w:numPr>
+          <w:ilvl w:val="0"/>
+          <w:numId w:val="2"/>
+        </w:numPr>
+        <w:spacing w:after="40" w:before="40"/>
+      </w:pPr>
+      <w:r>
+        <w:rPr>
+          <w:rFonts w:ascii="Arial" w:cs="Arial" w:eastAsia="Arial" w:hAnsi="Arial"/>
+          <w:sz w:val="20"/>
+          <w:szCs w:val="20"/>
+        </w:rPr>
+        <w:t xml:space="preserve">Switch to your email tab. Show the confirmation email arriving (or talk while you wait — it's usually fast).</w:t>
+      </w:r>
+    </w:p>
+    <w:p>
+      <w:pPr>
+        <w:pStyle w:val="ListParagraph"/>
+        <w:numPr>
+          <w:ilvl w:val="0"/>
+          <w:numId w:val="2"/>
+        </w:numPr>
+        <w:spacing w:after="40" w:before="40"/>
+      </w:pPr>
+      <w:r>
+        <w:rPr>
+          <w:rFonts w:ascii="Arial" w:cs="Arial" w:eastAsia="Arial" w:hAnsi="Arial"/>
+          <w:sz w:val="20"/>
+          <w:szCs w:val="20"/>
+        </w:rPr>
+        <w:t xml:space="preserve">Click the link, return to PreTeXt.Plus, click </w:t>
+      </w:r>
+      <w:r>
+        <w:rPr>
+          <w:rFonts w:ascii="Arial" w:cs="Arial" w:eastAsia="Arial" w:hAnsi="Arial"/>
+          <w:b/>
+          <w:bCs/>
+          <w:sz w:val="20"/>
+          <w:szCs w:val="20"/>
+        </w:rPr>
+        <w:t xml:space="preserve">Projects</w:t>
+      </w:r>
+      <w:r>
+        <w:rPr>
+          <w:rFonts w:ascii="Arial" w:cs="Arial" w:eastAsia="Arial" w:hAnsi="Arial"/>
+          <w:sz w:val="20"/>
+          <w:szCs w:val="20"/>
+        </w:rPr>
+        <w:t xml:space="preserve">, then </w:t>
+      </w:r>
+      <w:r>
+        <w:rPr>
+          <w:rFonts w:ascii="Arial" w:cs="Arial" w:eastAsia="Arial" w:hAnsi="Arial"/>
+          <w:b/>
+          <w:bCs/>
+          <w:sz w:val="20"/>
+          <w:szCs w:val="20"/>
+        </w:rPr>
+        <w:t xml:space="preserve">New project</w:t>
+      </w:r>
+      <w:r>
+        <w:rPr>
+          <w:rFonts w:ascii="Arial" w:cs="Arial" w:eastAsia="Arial" w:hAnsi="Arial"/>
+          <w:sz w:val="20"/>
+          <w:szCs w:val="20"/>
+        </w:rPr>
+        <w:t xml:space="preserve">.</w:t>
+      </w:r>
+    </w:p>
+    <w:p>
+      <w:pPr>
+        <w:pStyle w:val="ListParagraph"/>
+        <w:numPr>
+          <w:ilvl w:val="0"/>
+          <w:numId w:val="2"/>
+        </w:numPr>
+        <w:spacing w:after="40" w:before="40"/>
+      </w:pPr>
+      <w:r>
+        <w:rPr>
+          <w:rFonts w:ascii="Arial" w:cs="Arial" w:eastAsia="Arial" w:hAnsi="Arial"/>
+          <w:sz w:val="20"/>
+          <w:szCs w:val="20"/>
+        </w:rPr>
+        <w:t xml:space="preserve">Name a sample project. Click Create. Click Edit. Show the editor.</w:t>
+      </w:r>
+    </w:p>
+    <w:p>
+      <w:pPr>
+        <w:pStyle w:val="ListParagraph"/>
+        <w:numPr>
+          <w:ilvl w:val="0"/>
+          <w:numId w:val="2"/>
+        </w:numPr>
+        <w:spacing w:after="40" w:before="40"/>
+      </w:pPr>
+      <w:r>
+        <w:rPr>
+          <w:rFonts w:ascii="Arial" w:cs="Arial" w:eastAsia="Arial" w:hAnsi="Arial"/>
+          <w:sz w:val="20"/>
+          <w:szCs w:val="20"/>
+        </w:rPr>
+        <w:t xml:space="preserve">Point at the source pane, the preview pane, and the green </w:t>
+      </w:r>
+      <w:r>
+        <w:rPr>
+          <w:rFonts w:ascii="Arial" w:cs="Arial" w:eastAsia="Arial" w:hAnsi="Arial"/>
+          <w:b/>
+          <w:bCs/>
+          <w:sz w:val="20"/>
+          <w:szCs w:val="20"/>
+        </w:rPr>
+        <w:t xml:space="preserve">Rebuild</w:t>
+      </w:r>
+      <w:r>
+        <w:rPr>
+          <w:rFonts w:ascii="Arial" w:cs="Arial" w:eastAsia="Arial" w:hAnsi="Arial"/>
+          <w:sz w:val="20"/>
+          <w:szCs w:val="20"/>
+        </w:rPr>
+        <w:t xml:space="preserve"> button. Mention </w:t>
+      </w:r>
+      <w:r>
+        <w:rPr>
+          <w:rFonts w:ascii="Arial" w:cs="Arial" w:eastAsia="Arial" w:hAnsi="Arial"/>
+          <w:b/>
+          <w:bCs/>
+          <w:sz w:val="20"/>
+          <w:szCs w:val="20"/>
+        </w:rPr>
+        <w:t xml:space="preserve">Ctrl+S</w:t>
+      </w:r>
+      <w:r>
+        <w:rPr>
+          <w:rFonts w:ascii="Arial" w:cs="Arial" w:eastAsia="Arial" w:hAnsi="Arial"/>
+          <w:sz w:val="20"/>
+          <w:szCs w:val="20"/>
+        </w:rPr>
+        <w:t xml:space="preserve"> does the same thing and saves.</w:t>
+      </w:r>
+    </w:p>
     <w:tbl>
       <w:tblPr>
         <w:tblW w:type="dxa" w:w="9360"/>
@@ -1637,7 +1873,7 @@
                 <w:sz w:val="22"/>
                 <w:szCs w:val="22"/>
               </w:rPr>
-              <w:t xml:space="preserve">Stragglers</w:t>
+              <w:t xml:space="preserve">The 5-minute buffer in this block is for email confirmation friction</w:t>
             </w:r>
           </w:p>
           <w:p>
@@ -1650,7 +1886,7 @@
                 <w:sz w:val="20"/>
                 <w:szCs w:val="20"/>
               </w:rPr>
-              <w:t xml:space="preserve">Someone will hit a GitHub auth prompt, 2FA, password reset, or a laggy network. Note who they are. During the sandbox block, drift over to each one and get them launched individually. They lose a bit of sandbox time but catch up easily.</w:t>
+              <w:t xml:space="preserve">Some participants will not see the confirmation email immediately. Have them check spam. Have them try again. If 1–2 people are stuck after 10 minutes, pair them with someone who succeeded — they can watch over a neighbor's shoulder until their own account works.</w:t>
             </w:r>
           </w:p>
         </w:tc>
@@ -1671,7 +1907,7 @@
           <w:sz w:val="26"/>
           <w:szCs w:val="26"/>
         </w:rPr>
-        <w:t xml:space="preserve">0:20–0:50 — Sandbox activity</w:t>
+        <w:t xml:space="preserve">0:25–0:50 — Five guided exercises</w:t>
       </w:r>
     </w:p>
     <w:p>
@@ -1702,7 +1938,7 @@
           <w:sz w:val="20"/>
           <w:szCs w:val="20"/>
         </w:rPr>
-        <w:t xml:space="preserve">Every participant types, builds, and sees PreTeXt output. They see all six core structures work. The Codespace boots silently in another tab.</w:t>
+        <w:t xml:space="preserve">Every participant types into their own project, clicks Rebuild, and sees output appear. They see all five core structures work.</w:t>
       </w:r>
     </w:p>
     <w:p>
@@ -1720,20 +1956,61 @@
           <w:sz w:val="22"/>
           <w:szCs w:val="22"/>
         </w:rPr>
-        <w:t xml:space="preserve">How to run it</w:t>
-      </w:r>
-    </w:p>
-    <w:p>
-      <w:pPr>
-        <w:spacing w:after="80" w:before="80"/>
-      </w:pPr>
-      <w:r>
-        <w:rPr>
-          <w:rFonts w:ascii="Arial" w:cs="Arial" w:eastAsia="Arial" w:hAnsi="Arial"/>
-          <w:sz w:val="20"/>
-          <w:szCs w:val="20"/>
-        </w:rPr>
-        <w:t xml:space="preserve">Participants work the five exercises in Section 2 of the handout, at their own pace. Exercises are short; most people finish all five in 20–25 minutes. Leave ~5 minutes of air at the end.</w:t>
+        <w:t xml:space="preserve">Demo Exercise 1 once, then release</w:t>
+      </w:r>
+    </w:p>
+    <w:p>
+      <w:pPr>
+        <w:pStyle w:val="ListParagraph"/>
+        <w:numPr>
+          <w:ilvl w:val="0"/>
+          <w:numId w:val="2"/>
+        </w:numPr>
+        <w:spacing w:after="40" w:before="40"/>
+      </w:pPr>
+      <w:r>
+        <w:rPr>
+          <w:rFonts w:ascii="Arial" w:cs="Arial" w:eastAsia="Arial" w:hAnsi="Arial"/>
+          <w:sz w:val="20"/>
+          <w:szCs w:val="20"/>
+        </w:rPr>
+        <w:t xml:space="preserve">Show participants where the closing &lt;/section&gt; tag is in the default template.</w:t>
+      </w:r>
+    </w:p>
+    <w:p>
+      <w:pPr>
+        <w:pStyle w:val="ListParagraph"/>
+        <w:numPr>
+          <w:ilvl w:val="0"/>
+          <w:numId w:val="2"/>
+        </w:numPr>
+        <w:spacing w:after="40" w:before="40"/>
+      </w:pPr>
+      <w:r>
+        <w:rPr>
+          <w:rFonts w:ascii="Arial" w:cs="Arial" w:eastAsia="Arial" w:hAnsi="Arial"/>
+          <w:sz w:val="20"/>
+          <w:szCs w:val="20"/>
+        </w:rPr>
+        <w:t xml:space="preserve">Paste the Exercise 1 snippet just above it. Click Rebuild. Show the result.</w:t>
+      </w:r>
+    </w:p>
+    <w:p>
+      <w:pPr>
+        <w:pStyle w:val="ListParagraph"/>
+        <w:numPr>
+          <w:ilvl w:val="0"/>
+          <w:numId w:val="2"/>
+        </w:numPr>
+        <w:spacing w:after="40" w:before="40"/>
+      </w:pPr>
+      <w:r>
+        <w:rPr>
+          <w:rFonts w:ascii="Arial" w:cs="Arial" w:eastAsia="Arial" w:hAnsi="Arial"/>
+          <w:sz w:val="20"/>
+          <w:szCs w:val="20"/>
+        </w:rPr>
+        <w:t xml:space="preserve">Say: "There are four more exercises like this in the handout. Work at your own pace. If you finish all five before we break, look at the 'Finished early?' callout."</w:t>
       </w:r>
     </w:p>
     <w:p>
@@ -1751,77 +2028,61 @@
           <w:sz w:val="22"/>
           <w:szCs w:val="22"/>
         </w:rPr>
-        <w:t xml:space="preserve">Demo once at the start</w:t>
-      </w:r>
-    </w:p>
-    <w:p>
-      <w:pPr>
-        <w:pStyle w:val="ListParagraph"/>
-        <w:numPr>
-          <w:ilvl w:val="0"/>
-          <w:numId w:val="2"/>
-        </w:numPr>
-        <w:spacing w:after="40" w:before="40"/>
-      </w:pPr>
-      <w:r>
-        <w:rPr>
-          <w:rFonts w:ascii="Arial" w:cs="Arial" w:eastAsia="Arial" w:hAnsi="Arial"/>
-          <w:sz w:val="20"/>
-          <w:szCs w:val="20"/>
-        </w:rPr>
-        <w:t xml:space="preserve">Show the tryit editor. Point out the source on the left, preview on the right, Rebuild button.</w:t>
-      </w:r>
-    </w:p>
-    <w:p>
-      <w:pPr>
-        <w:pStyle w:val="ListParagraph"/>
-        <w:numPr>
-          <w:ilvl w:val="0"/>
-          <w:numId w:val="2"/>
-        </w:numPr>
-        <w:spacing w:after="40" w:before="40"/>
-      </w:pPr>
-      <w:r>
-        <w:rPr>
-          <w:rFonts w:ascii="Arial" w:cs="Arial" w:eastAsia="Arial" w:hAnsi="Arial"/>
-          <w:sz w:val="20"/>
-          <w:szCs w:val="20"/>
-        </w:rPr>
-        <w:t xml:space="preserve">Do Exercise 1 live: paste the paragraph snippet just above </w:t>
-      </w:r>
-      <w:r>
-        <w:rPr>
-          <w:rFonts w:ascii="Consolas" w:cs="Consolas" w:eastAsia="Consolas" w:hAnsi="Consolas"/>
-          <w:sz w:val="20"/>
-          <w:szCs w:val="20"/>
-        </w:rPr>
-        <w:t xml:space="preserve">&lt;/section&gt;</w:t>
-      </w:r>
-      <w:r>
-        <w:rPr>
-          <w:rFonts w:ascii="Arial" w:cs="Arial" w:eastAsia="Arial" w:hAnsi="Arial"/>
-          <w:sz w:val="20"/>
-          <w:szCs w:val="20"/>
-        </w:rPr>
-        <w:t xml:space="preserve">, click Rebuild, show the result.</w:t>
-      </w:r>
-    </w:p>
-    <w:p>
-      <w:pPr>
-        <w:pStyle w:val="ListParagraph"/>
-        <w:numPr>
-          <w:ilvl w:val="0"/>
-          <w:numId w:val="2"/>
-        </w:numPr>
-        <w:spacing w:after="40" w:before="40"/>
-      </w:pPr>
-      <w:r>
-        <w:rPr>
-          <w:rFonts w:ascii="Arial" w:cs="Arial" w:eastAsia="Arial" w:hAnsi="Arial"/>
-          <w:sz w:val="20"/>
-          <w:szCs w:val="20"/>
-        </w:rPr>
-        <w:t xml:space="preserve">Say: "You have four more just like this. Go at your own pace. Raise your hand if you get stuck."</w:t>
+        <w:t xml:space="preserve">While they work — your circulation pattern</w:t>
+      </w:r>
+    </w:p>
+    <w:p>
+      <w:pPr>
+        <w:pStyle w:val="ListParagraph"/>
+        <w:numPr>
+          <w:ilvl w:val="0"/>
+          <w:numId w:val="2"/>
+        </w:numPr>
+        <w:spacing w:after="40" w:before="40"/>
+      </w:pPr>
+      <w:r>
+        <w:rPr>
+          <w:rFonts w:ascii="Arial" w:cs="Arial" w:eastAsia="Arial" w:hAnsi="Arial"/>
+          <w:sz w:val="20"/>
+          <w:szCs w:val="20"/>
+        </w:rPr>
+        <w:t xml:space="preserve">First lap: walk past every laptop in the room. You're checking that everyone has a project open and is making progress.</w:t>
+      </w:r>
+    </w:p>
+    <w:p>
+      <w:pPr>
+        <w:pStyle w:val="ListParagraph"/>
+        <w:numPr>
+          <w:ilvl w:val="0"/>
+          <w:numId w:val="2"/>
+        </w:numPr>
+        <w:spacing w:after="40" w:before="40"/>
+      </w:pPr>
+      <w:r>
+        <w:rPr>
+          <w:rFonts w:ascii="Arial" w:cs="Arial" w:eastAsia="Arial" w:hAnsi="Arial"/>
+          <w:sz w:val="20"/>
+          <w:szCs w:val="20"/>
+        </w:rPr>
+        <w:t xml:space="preserve">Second lap: linger near anyone whose screen looks stuck. Offer help quietly.</w:t>
+      </w:r>
+    </w:p>
+    <w:p>
+      <w:pPr>
+        <w:pStyle w:val="ListParagraph"/>
+        <w:numPr>
+          <w:ilvl w:val="0"/>
+          <w:numId w:val="2"/>
+        </w:numPr>
+        <w:spacing w:after="40" w:before="40"/>
+      </w:pPr>
+      <w:r>
+        <w:rPr>
+          <w:rFonts w:ascii="Arial" w:cs="Arial" w:eastAsia="Arial" w:hAnsi="Arial"/>
+          <w:sz w:val="20"/>
+          <w:szCs w:val="20"/>
+        </w:rPr>
+        <w:t xml:space="preserve">Don't sit down. Standing keeps you scanning.</w:t>
       </w:r>
     </w:p>
     <w:p>
@@ -1839,61 +2100,95 @@
           <w:sz w:val="22"/>
           <w:szCs w:val="22"/>
         </w:rPr>
-        <w:t xml:space="preserve">While they work</w:t>
-      </w:r>
-    </w:p>
-    <w:p>
-      <w:pPr>
-        <w:pStyle w:val="ListParagraph"/>
-        <w:numPr>
-          <w:ilvl w:val="0"/>
-          <w:numId w:val="2"/>
-        </w:numPr>
-        <w:spacing w:after="40" w:before="40"/>
-      </w:pPr>
-      <w:r>
-        <w:rPr>
-          <w:rFonts w:ascii="Arial" w:cs="Arial" w:eastAsia="Arial" w:hAnsi="Arial"/>
-          <w:sz w:val="20"/>
-          <w:szCs w:val="20"/>
-        </w:rPr>
-        <w:t xml:space="preserve">Circulate. Peek at screens.</w:t>
-      </w:r>
-    </w:p>
-    <w:p>
-      <w:pPr>
-        <w:pStyle w:val="ListParagraph"/>
-        <w:numPr>
-          <w:ilvl w:val="0"/>
-          <w:numId w:val="2"/>
-        </w:numPr>
-        <w:spacing w:after="40" w:before="40"/>
-      </w:pPr>
-      <w:r>
-        <w:rPr>
-          <w:rFonts w:ascii="Arial" w:cs="Arial" w:eastAsia="Arial" w:hAnsi="Arial"/>
-          <w:sz w:val="20"/>
-          <w:szCs w:val="20"/>
-        </w:rPr>
-        <w:t xml:space="preserve">Help stragglers from the kickoff block.</w:t>
-      </w:r>
-    </w:p>
-    <w:p>
-      <w:pPr>
-        <w:pStyle w:val="ListParagraph"/>
-        <w:numPr>
-          <w:ilvl w:val="0"/>
-          <w:numId w:val="2"/>
-        </w:numPr>
-        <w:spacing w:after="40" w:before="40"/>
-      </w:pPr>
-      <w:r>
-        <w:rPr>
-          <w:rFonts w:ascii="Arial" w:cs="Arial" w:eastAsia="Arial" w:hAnsi="Arial"/>
-          <w:sz w:val="20"/>
-          <w:szCs w:val="20"/>
-        </w:rPr>
-        <w:t xml:space="preserve">If someone finishes all five fast, point them at the "Finished early?" callout.</w:t>
+        <w:t xml:space="preserve">Most common hiccups</w:t>
+      </w:r>
+    </w:p>
+    <w:p>
+      <w:pPr>
+        <w:pStyle w:val="ListParagraph"/>
+        <w:numPr>
+          <w:ilvl w:val="0"/>
+          <w:numId w:val="2"/>
+        </w:numPr>
+        <w:spacing w:after="40" w:before="40"/>
+      </w:pPr>
+      <w:r>
+        <w:rPr>
+          <w:rFonts w:ascii="Arial" w:cs="Arial" w:eastAsia="Arial" w:hAnsi="Arial"/>
+          <w:sz w:val="20"/>
+          <w:szCs w:val="20"/>
+        </w:rPr>
+        <w:t xml:space="preserve">Pasted in the wrong place — outside </w:t>
+      </w:r>
+      <w:r>
+        <w:rPr>
+          <w:rFonts w:ascii="Consolas" w:cs="Consolas" w:eastAsia="Consolas" w:hAnsi="Consolas"/>
+          <w:sz w:val="20"/>
+          <w:szCs w:val="20"/>
+        </w:rPr>
+        <w:t xml:space="preserve">&lt;section&gt;</w:t>
+      </w:r>
+      <w:r>
+        <w:rPr>
+          <w:rFonts w:ascii="Arial" w:cs="Arial" w:eastAsia="Arial" w:hAnsi="Arial"/>
+          <w:sz w:val="20"/>
+          <w:szCs w:val="20"/>
+        </w:rPr>
+        <w:t xml:space="preserve">. Point at the closing tag.</w:t>
+      </w:r>
+    </w:p>
+    <w:p>
+      <w:pPr>
+        <w:pStyle w:val="ListParagraph"/>
+        <w:numPr>
+          <w:ilvl w:val="0"/>
+          <w:numId w:val="2"/>
+        </w:numPr>
+        <w:spacing w:after="40" w:before="40"/>
+      </w:pPr>
+      <w:r>
+        <w:rPr>
+          <w:rFonts w:ascii="Arial" w:cs="Arial" w:eastAsia="Arial" w:hAnsi="Arial"/>
+          <w:sz w:val="20"/>
+          <w:szCs w:val="20"/>
+        </w:rPr>
+        <w:t xml:space="preserve">Forgot to click Rebuild. Remind them — or remind the whole room once if it's happening repeatedly.</w:t>
+      </w:r>
+    </w:p>
+    <w:p>
+      <w:pPr>
+        <w:pStyle w:val="ListParagraph"/>
+        <w:numPr>
+          <w:ilvl w:val="0"/>
+          <w:numId w:val="2"/>
+        </w:numPr>
+        <w:spacing w:after="40" w:before="40"/>
+      </w:pPr>
+      <w:r>
+        <w:rPr>
+          <w:rFonts w:ascii="Arial" w:cs="Arial" w:eastAsia="Arial" w:hAnsi="Arial"/>
+          <w:sz w:val="20"/>
+          <w:szCs w:val="20"/>
+        </w:rPr>
+        <w:t xml:space="preserve">Typo in a closing tag. Have them copy the snippet fresh from the handout.</w:t>
+      </w:r>
+    </w:p>
+    <w:p>
+      <w:pPr>
+        <w:pStyle w:val="Heading2"/>
+        <w:keepNext/>
+        <w:spacing w:after="100" w:before="260"/>
+      </w:pPr>
+      <w:r>
+        <w:rPr>
+          <w:rFonts w:ascii="Arial" w:cs="Arial" w:eastAsia="Arial" w:hAnsi="Arial"/>
+          <w:b/>
+          <w:bCs/>
+          <w:color w:val="1F3864"/>
+          <w:sz w:val="26"/>
+          <w:szCs w:val="26"/>
+        </w:rPr>
+        <w:t xml:space="preserve">0:50–0:55 — Show the target, then break</w:t>
       </w:r>
     </w:p>
     <w:p>
@@ -1911,77 +2206,625 @@
           <w:sz w:val="22"/>
           <w:szCs w:val="22"/>
         </w:rPr>
-        <w:t xml:space="preserve">Most common hiccups</w:t>
-      </w:r>
-    </w:p>
-    <w:p>
-      <w:pPr>
-        <w:pStyle w:val="ListParagraph"/>
-        <w:numPr>
-          <w:ilvl w:val="0"/>
-          <w:numId w:val="2"/>
-        </w:numPr>
-        <w:spacing w:after="40" w:before="40"/>
-      </w:pPr>
-      <w:r>
-        <w:rPr>
-          <w:rFonts w:ascii="Arial" w:cs="Arial" w:eastAsia="Arial" w:hAnsi="Arial"/>
-          <w:sz w:val="20"/>
-          <w:szCs w:val="20"/>
-        </w:rPr>
-        <w:t xml:space="preserve">Pasted in the wrong place — outside </w:t>
-      </w:r>
-      <w:r>
-        <w:rPr>
-          <w:rFonts w:ascii="Consolas" w:cs="Consolas" w:eastAsia="Consolas" w:hAnsi="Consolas"/>
-          <w:sz w:val="20"/>
-          <w:szCs w:val="20"/>
-        </w:rPr>
-        <w:t xml:space="preserve">&lt;section&gt;</w:t>
-      </w:r>
-      <w:r>
-        <w:rPr>
-          <w:rFonts w:ascii="Arial" w:cs="Arial" w:eastAsia="Arial" w:hAnsi="Arial"/>
-          <w:sz w:val="20"/>
-          <w:szCs w:val="20"/>
-        </w:rPr>
-        <w:t xml:space="preserve">. Point at the closing tag.</w:t>
-      </w:r>
-    </w:p>
-    <w:p>
-      <w:pPr>
-        <w:pStyle w:val="ListParagraph"/>
-        <w:numPr>
-          <w:ilvl w:val="0"/>
-          <w:numId w:val="2"/>
-        </w:numPr>
-        <w:spacing w:after="40" w:before="40"/>
-      </w:pPr>
-      <w:r>
-        <w:rPr>
-          <w:rFonts w:ascii="Arial" w:cs="Arial" w:eastAsia="Arial" w:hAnsi="Arial"/>
-          <w:sz w:val="20"/>
-          <w:szCs w:val="20"/>
-        </w:rPr>
-        <w:t xml:space="preserve">Forgot to click Rebuild. Remind them it's manual.</w:t>
-      </w:r>
-    </w:p>
-    <w:p>
-      <w:pPr>
-        <w:pStyle w:val="ListParagraph"/>
-        <w:numPr>
-          <w:ilvl w:val="0"/>
-          <w:numId w:val="2"/>
-        </w:numPr>
-        <w:spacing w:after="40" w:before="40"/>
-      </w:pPr>
-      <w:r>
-        <w:rPr>
-          <w:rFonts w:ascii="Arial" w:cs="Arial" w:eastAsia="Arial" w:hAnsi="Arial"/>
-          <w:sz w:val="20"/>
-          <w:szCs w:val="20"/>
-        </w:rPr>
-        <w:t xml:space="preserve">Typo in a closing tag. Have them copy the snippet fresh.</w:t>
+        <w:t xml:space="preserve">Goal</w:t>
+      </w:r>
+    </w:p>
+    <w:p>
+      <w:pPr>
+        <w:spacing w:after="80" w:before="80"/>
+      </w:pPr>
+      <w:r>
+        <w:rPr>
+          <w:rFonts w:ascii="Arial" w:cs="Arial" w:eastAsia="Arial" w:hAnsi="Arial"/>
+          <w:sz w:val="20"/>
+          <w:szCs w:val="20"/>
+        </w:rPr>
+        <w:t xml:space="preserve">Set up the second half by giving participants a clear, achievable image of what they are about to build.</w:t>
+      </w:r>
+    </w:p>
+    <w:p>
+      <w:pPr>
+        <w:pStyle w:val="Heading3"/>
+        <w:keepNext/>
+        <w:spacing w:after="60" w:before="160"/>
+      </w:pPr>
+      <w:r>
+        <w:rPr>
+          <w:rFonts w:ascii="Arial" w:cs="Arial" w:eastAsia="Arial" w:hAnsi="Arial"/>
+          <w:b/>
+          <w:bCs/>
+          <w:color w:val="2E5395"/>
+          <w:sz w:val="22"/>
+          <w:szCs w:val="22"/>
+        </w:rPr>
+        <w:t xml:space="preserve">On your projector</w:t>
+      </w:r>
+    </w:p>
+    <w:p>
+      <w:pPr>
+        <w:pStyle w:val="ListParagraph"/>
+        <w:numPr>
+          <w:ilvl w:val="0"/>
+          <w:numId w:val="2"/>
+        </w:numPr>
+        <w:spacing w:after="40" w:before="40"/>
+      </w:pPr>
+      <w:r>
+        <w:rPr>
+          <w:rFonts w:ascii="Arial" w:cs="Arial" w:eastAsia="Arial" w:hAnsi="Arial"/>
+          <w:sz w:val="20"/>
+          <w:szCs w:val="20"/>
+        </w:rPr>
+        <w:t xml:space="preserve">Open your pre-built product/quotient rules sample lesson in PreTeXt.Plus. Show the rendered preview.</w:t>
+      </w:r>
+    </w:p>
+    <w:p>
+      <w:pPr>
+        <w:pStyle w:val="ListParagraph"/>
+        <w:numPr>
+          <w:ilvl w:val="0"/>
+          <w:numId w:val="2"/>
+        </w:numPr>
+        <w:spacing w:after="40" w:before="40"/>
+      </w:pPr>
+      <w:r>
+        <w:rPr>
+          <w:rFonts w:ascii="Arial" w:cs="Arial" w:eastAsia="Arial" w:hAnsi="Arial"/>
+          <w:sz w:val="20"/>
+          <w:szCs w:val="20"/>
+        </w:rPr>
+        <w:t xml:space="preserve">Talk over it briefly: "This is what we'll build in the next hour. A short section on a topic you teach. Definition, example, exercise. About this length."</w:t>
+      </w:r>
+    </w:p>
+    <w:p>
+      <w:pPr>
+        <w:pStyle w:val="ListParagraph"/>
+        <w:numPr>
+          <w:ilvl w:val="0"/>
+          <w:numId w:val="2"/>
+        </w:numPr>
+        <w:spacing w:after="40" w:before="40"/>
+      </w:pPr>
+      <w:r>
+        <w:rPr>
+          <w:rFonts w:ascii="Arial" w:cs="Arial" w:eastAsia="Arial" w:hAnsi="Arial"/>
+          <w:sz w:val="20"/>
+          <w:szCs w:val="20"/>
+        </w:rPr>
+        <w:t xml:space="preserve">Optionally, switch to the source view for 10 seconds so they can see it's just the same structures they've been practicing.</w:t>
+      </w:r>
+    </w:p>
+    <w:p>
+      <w:pPr>
+        <w:pStyle w:val="ListParagraph"/>
+        <w:numPr>
+          <w:ilvl w:val="0"/>
+          <w:numId w:val="2"/>
+        </w:numPr>
+        <w:spacing w:after="40" w:before="40"/>
+      </w:pPr>
+      <w:r>
+        <w:rPr>
+          <w:rFonts w:ascii="Arial" w:cs="Arial" w:eastAsia="Arial" w:hAnsi="Arial"/>
+          <w:sz w:val="20"/>
+          <w:szCs w:val="20"/>
+        </w:rPr>
+        <w:t xml:space="preserve">"5-minute break. When you come back, pick a topic and start."</w:t>
+      </w:r>
+    </w:p>
+    <w:p>
+      <w:pPr>
+        <w:pStyle w:val="Heading2"/>
+        <w:keepNext/>
+        <w:spacing w:after="100" w:before="260"/>
+      </w:pPr>
+      <w:r>
+        <w:rPr>
+          <w:rFonts w:ascii="Arial" w:cs="Arial" w:eastAsia="Arial" w:hAnsi="Arial"/>
+          <w:b/>
+          <w:bCs/>
+          <w:color w:val="1F3864"/>
+          <w:sz w:val="26"/>
+          <w:szCs w:val="26"/>
+        </w:rPr>
+        <w:t xml:space="preserve">0:55–1:00 — Break</w:t>
+      </w:r>
+    </w:p>
+    <w:p>
+      <w:pPr>
+        <w:spacing w:after="80" w:before="80"/>
+      </w:pPr>
+      <w:r>
+        <w:rPr>
+          <w:rFonts w:ascii="Arial" w:cs="Arial" w:eastAsia="Arial" w:hAnsi="Arial"/>
+          <w:sz w:val="20"/>
+          <w:szCs w:val="20"/>
+        </w:rPr>
+        <w:t xml:space="preserve">This break is for you as much as them. Use it to:</w:t>
+      </w:r>
+    </w:p>
+    <w:p>
+      <w:pPr>
+        <w:pStyle w:val="ListParagraph"/>
+        <w:numPr>
+          <w:ilvl w:val="0"/>
+          <w:numId w:val="2"/>
+        </w:numPr>
+        <w:spacing w:after="40" w:before="40"/>
+      </w:pPr>
+      <w:r>
+        <w:rPr>
+          <w:rFonts w:ascii="Arial" w:cs="Arial" w:eastAsia="Arial" w:hAnsi="Arial"/>
+          <w:sz w:val="20"/>
+          <w:szCs w:val="20"/>
+        </w:rPr>
+        <w:t xml:space="preserve">Help anyone still stuck on signup or on an exercise.</w:t>
+      </w:r>
+    </w:p>
+    <w:p>
+      <w:pPr>
+        <w:pStyle w:val="ListParagraph"/>
+        <w:numPr>
+          <w:ilvl w:val="0"/>
+          <w:numId w:val="2"/>
+        </w:numPr>
+        <w:spacing w:after="40" w:before="40"/>
+      </w:pPr>
+      <w:r>
+        <w:rPr>
+          <w:rFonts w:ascii="Arial" w:cs="Arial" w:eastAsia="Arial" w:hAnsi="Arial"/>
+          <w:sz w:val="20"/>
+          <w:szCs w:val="20"/>
+        </w:rPr>
+        <w:t xml:space="preserve">Open the shared URL document and have it ready on the projector for the share step.</w:t>
+      </w:r>
+    </w:p>
+    <w:p>
+      <w:pPr>
+        <w:pStyle w:val="ListParagraph"/>
+        <w:numPr>
+          <w:ilvl w:val="0"/>
+          <w:numId w:val="2"/>
+        </w:numPr>
+        <w:spacing w:after="40" w:before="40"/>
+      </w:pPr>
+      <w:r>
+        <w:rPr>
+          <w:rFonts w:ascii="Arial" w:cs="Arial" w:eastAsia="Arial" w:hAnsi="Arial"/>
+          <w:sz w:val="20"/>
+          <w:szCs w:val="20"/>
+        </w:rPr>
+        <w:t xml:space="preserve">Take a sip of water.</w:t>
+      </w:r>
+    </w:p>
+    <w:p>
+      <w:pPr>
+        <w:pStyle w:val="Heading2"/>
+        <w:keepNext/>
+        <w:spacing w:after="100" w:before="260"/>
+      </w:pPr>
+      <w:r>
+        <w:rPr>
+          <w:rFonts w:ascii="Arial" w:cs="Arial" w:eastAsia="Arial" w:hAnsi="Arial"/>
+          <w:b/>
+          <w:bCs/>
+          <w:color w:val="1F3864"/>
+          <w:sz w:val="26"/>
+          <w:szCs w:val="26"/>
+        </w:rPr>
+        <w:t xml:space="preserve">1:00–1:25 — Build your own lesson</w:t>
+      </w:r>
+    </w:p>
+    <w:p>
+      <w:pPr>
+        <w:pStyle w:val="Heading3"/>
+        <w:keepNext/>
+        <w:spacing w:after="60" w:before="160"/>
+      </w:pPr>
+      <w:r>
+        <w:rPr>
+          <w:rFonts w:ascii="Arial" w:cs="Arial" w:eastAsia="Arial" w:hAnsi="Arial"/>
+          <w:b/>
+          <w:bCs/>
+          <w:color w:val="2E5395"/>
+          <w:sz w:val="22"/>
+          <w:szCs w:val="22"/>
+        </w:rPr>
+        <w:t xml:space="preserve">Goal</w:t>
+      </w:r>
+    </w:p>
+    <w:p>
+      <w:pPr>
+        <w:spacing w:after="80" w:before="80"/>
+      </w:pPr>
+      <w:r>
+        <w:rPr>
+          <w:rFonts w:ascii="Arial" w:cs="Arial" w:eastAsia="Arial" w:hAnsi="Arial"/>
+          <w:sz w:val="20"/>
+          <w:szCs w:val="20"/>
+        </w:rPr>
+        <w:t xml:space="preserve">Every participant produces a personalized short lesson on a topic they actually teach.</w:t>
+      </w:r>
+    </w:p>
+    <w:p>
+      <w:pPr>
+        <w:pStyle w:val="Heading3"/>
+        <w:keepNext/>
+        <w:spacing w:after="60" w:before="160"/>
+      </w:pPr>
+      <w:r>
+        <w:rPr>
+          <w:rFonts w:ascii="Arial" w:cs="Arial" w:eastAsia="Arial" w:hAnsi="Arial"/>
+          <w:b/>
+          <w:bCs/>
+          <w:color w:val="2E5395"/>
+          <w:sz w:val="22"/>
+          <w:szCs w:val="22"/>
+        </w:rPr>
+        <w:t xml:space="preserve">How to start the block</w:t>
+      </w:r>
+    </w:p>
+    <w:p>
+      <w:pPr>
+        <w:pStyle w:val="ListParagraph"/>
+        <w:numPr>
+          <w:ilvl w:val="0"/>
+          <w:numId w:val="2"/>
+        </w:numPr>
+        <w:spacing w:after="40" w:before="40"/>
+      </w:pPr>
+      <w:r>
+        <w:rPr>
+          <w:rFonts w:ascii="Arial" w:cs="Arial" w:eastAsia="Arial" w:hAnsi="Arial"/>
+          <w:sz w:val="20"/>
+          <w:szCs w:val="20"/>
+        </w:rPr>
+        <w:t xml:space="preserve">Reshow your sample lesson on the projector for 30 seconds.</w:t>
+      </w:r>
+    </w:p>
+    <w:p>
+      <w:pPr>
+        <w:pStyle w:val="ListParagraph"/>
+        <w:numPr>
+          <w:ilvl w:val="0"/>
+          <w:numId w:val="2"/>
+        </w:numPr>
+        <w:spacing w:after="40" w:before="40"/>
+      </w:pPr>
+      <w:r>
+        <w:rPr>
+          <w:rFonts w:ascii="Arial" w:cs="Arial" w:eastAsia="Arial" w:hAnsi="Arial"/>
+          <w:sz w:val="20"/>
+          <w:szCs w:val="20"/>
+        </w:rPr>
+        <w:t xml:space="preserve">Say: "Pick a topic. Anything you teach. Build a section like this one. Use the exercises you just practiced as your toolkit. The handout has a safety net if you're stuck for ideas — paste it in and just change the topic."</w:t>
+      </w:r>
+    </w:p>
+    <w:p>
+      <w:pPr>
+        <w:pStyle w:val="ListParagraph"/>
+        <w:numPr>
+          <w:ilvl w:val="0"/>
+          <w:numId w:val="2"/>
+        </w:numPr>
+        <w:spacing w:after="40" w:before="40"/>
+      </w:pPr>
+      <w:r>
+        <w:rPr>
+          <w:rFonts w:ascii="Arial" w:cs="Arial" w:eastAsia="Arial" w:hAnsi="Arial"/>
+          <w:sz w:val="20"/>
+          <w:szCs w:val="20"/>
+        </w:rPr>
+        <w:t xml:space="preserve">Then introduce the buddy system: "Turn to the person next to you, say hi. If you get stuck, ask them first. If you're both stuck, ask me."</w:t>
+      </w:r>
+    </w:p>
+    <w:p>
+      <w:pPr>
+        <w:pStyle w:val="Heading3"/>
+        <w:keepNext/>
+        <w:spacing w:after="60" w:before="160"/>
+      </w:pPr>
+      <w:r>
+        <w:rPr>
+          <w:rFonts w:ascii="Arial" w:cs="Arial" w:eastAsia="Arial" w:hAnsi="Arial"/>
+          <w:b/>
+          <w:bCs/>
+          <w:color w:val="2E5395"/>
+          <w:sz w:val="22"/>
+          <w:szCs w:val="22"/>
+        </w:rPr>
+        <w:t xml:space="preserve">While they work</w:t>
+      </w:r>
+    </w:p>
+    <w:p>
+      <w:pPr>
+        <w:pStyle w:val="ListParagraph"/>
+        <w:numPr>
+          <w:ilvl w:val="0"/>
+          <w:numId w:val="2"/>
+        </w:numPr>
+        <w:spacing w:after="40" w:before="40"/>
+      </w:pPr>
+      <w:r>
+        <w:rPr>
+          <w:rFonts w:ascii="Arial" w:cs="Arial" w:eastAsia="Arial" w:hAnsi="Arial"/>
+          <w:sz w:val="20"/>
+          <w:szCs w:val="20"/>
+        </w:rPr>
+        <w:t xml:space="preserve">Same circulation pattern as before.</w:t>
+      </w:r>
+    </w:p>
+    <w:p>
+      <w:pPr>
+        <w:pStyle w:val="ListParagraph"/>
+        <w:numPr>
+          <w:ilvl w:val="0"/>
+          <w:numId w:val="2"/>
+        </w:numPr>
+        <w:spacing w:after="40" w:before="40"/>
+      </w:pPr>
+      <w:r>
+        <w:rPr>
+          <w:rFonts w:ascii="Arial" w:cs="Arial" w:eastAsia="Arial" w:hAnsi="Arial"/>
+          <w:sz w:val="20"/>
+          <w:szCs w:val="20"/>
+        </w:rPr>
+        <w:t xml:space="preserve">Watch for someone who hasn't started after 5 minutes. They probably need permission to use the safety-net lesson. Quietly suggest it.</w:t>
+      </w:r>
+    </w:p>
+    <w:p>
+      <w:pPr>
+        <w:pStyle w:val="ListParagraph"/>
+        <w:numPr>
+          <w:ilvl w:val="0"/>
+          <w:numId w:val="2"/>
+        </w:numPr>
+        <w:spacing w:after="40" w:before="40"/>
+      </w:pPr>
+      <w:r>
+        <w:rPr>
+          <w:rFonts w:ascii="Arial" w:cs="Arial" w:eastAsia="Arial" w:hAnsi="Arial"/>
+          <w:sz w:val="20"/>
+          <w:szCs w:val="20"/>
+        </w:rPr>
+        <w:t xml:space="preserve">Watch for someone going way too deep — building a 5-section book instead of a 1-section lesson. Praise their ambition, but redirect: "Get the simple version published first; you can expand later."</w:t>
+      </w:r>
+    </w:p>
+    <w:tbl>
+      <w:tblPr>
+        <w:tblW w:type="dxa" w:w="9360"/>
+        <w:tblBorders>
+          <w:top w:val="single" w:color="E6B800" w:sz="8"/>
+          <w:left w:val="single" w:color="E6B800" w:sz="8"/>
+          <w:bottom w:val="single" w:color="E6B800" w:sz="8"/>
+          <w:right w:val="single" w:color="E6B800" w:sz="8"/>
+          <w:insideH w:val="none" w:color="FFFFFF" w:sz="0"/>
+          <w:insideV w:val="none" w:color="FFFFFF" w:sz="0"/>
+        </w:tblBorders>
+      </w:tblPr>
+      <w:tblGrid>
+        <w:gridCol w:w="9360"/>
+      </w:tblGrid>
+      <w:tr>
+        <w:trPr>
+          <w:cantSplit/>
+        </w:trPr>
+        <w:tc>
+          <w:tcPr>
+            <w:tcW w:type="dxa" w:w="9360"/>
+            <w:shd w:fill="FFF4D6" w:val="clear"/>
+            <w:tcMar>
+              <w:top w:type="dxa" w:w="140"/>
+              <w:left w:type="dxa" w:w="200"/>
+              <w:bottom w:type="dxa" w:w="140"/>
+              <w:right w:type="dxa" w:w="200"/>
+            </w:tcMar>
+          </w:tcPr>
+          <w:p>
+            <w:pPr>
+              <w:spacing w:after="80" w:before="0"/>
+            </w:pPr>
+            <w:r>
+              <w:rPr>
+                <w:rFonts w:ascii="Arial" w:cs="Arial" w:eastAsia="Arial" w:hAnsi="Arial"/>
+                <w:b/>
+                <w:bCs/>
+                <w:color w:val="1F3864"/>
+                <w:sz w:val="22"/>
+                <w:szCs w:val="22"/>
+              </w:rPr>
+              <w:t xml:space="preserve">Energy check at 1:15</w:t>
+            </w:r>
+          </w:p>
+          <w:p>
+            <w:pPr>
+              <w:spacing w:after="80" w:before="80"/>
+            </w:pPr>
+            <w:r>
+              <w:rPr>
+                <w:rFonts w:ascii="Arial" w:cs="Arial" w:eastAsia="Arial" w:hAnsi="Arial"/>
+                <w:sz w:val="20"/>
+                <w:szCs w:val="20"/>
+              </w:rPr>
+              <w:t xml:space="preserve">Halfway through the build block, briefly call attention: "How's everyone doing? Anyone want me to look at something?" One sentence. Do not interrupt the people who are in flow.</w:t>
+            </w:r>
+          </w:p>
+        </w:tc>
+      </w:tr>
+    </w:tbl>
+    <w:p>
+      <w:pPr>
+        <w:pStyle w:val="Heading2"/>
+        <w:keepNext/>
+        <w:spacing w:after="100" w:before="260"/>
+      </w:pPr>
+      <w:r>
+        <w:rPr>
+          <w:rFonts w:ascii="Arial" w:cs="Arial" w:eastAsia="Arial" w:hAnsi="Arial"/>
+          <w:b/>
+          <w:bCs/>
+          <w:color w:val="1F3864"/>
+          <w:sz w:val="26"/>
+          <w:szCs w:val="26"/>
+        </w:rPr>
+        <w:t xml:space="preserve">1:25–1:30 — Share &amp; pairs-read</w:t>
+      </w:r>
+    </w:p>
+    <w:p>
+      <w:pPr>
+        <w:pStyle w:val="Heading3"/>
+        <w:keepNext/>
+        <w:spacing w:after="60" w:before="160"/>
+      </w:pPr>
+      <w:r>
+        <w:rPr>
+          <w:rFonts w:ascii="Arial" w:cs="Arial" w:eastAsia="Arial" w:hAnsi="Arial"/>
+          <w:b/>
+          <w:bCs/>
+          <w:color w:val="2E5395"/>
+          <w:sz w:val="22"/>
+          <w:szCs w:val="22"/>
+        </w:rPr>
+        <w:t xml:space="preserve">Goal</w:t>
+      </w:r>
+    </w:p>
+    <w:p>
+      <w:pPr>
+        <w:spacing w:after="80" w:before="80"/>
+      </w:pPr>
+      <w:r>
+        <w:rPr>
+          <w:rFonts w:ascii="Arial" w:cs="Arial" w:eastAsia="Arial" w:hAnsi="Arial"/>
+          <w:sz w:val="20"/>
+          <w:szCs w:val="20"/>
+        </w:rPr>
+        <w:t xml:space="preserve">Everyone has a public URL. Everyone reads at least one neighbor's lesson.</w:t>
+      </w:r>
+    </w:p>
+    <w:p>
+      <w:pPr>
+        <w:pStyle w:val="Heading3"/>
+        <w:keepNext/>
+        <w:spacing w:after="60" w:before="160"/>
+      </w:pPr>
+      <w:r>
+        <w:rPr>
+          <w:rFonts w:ascii="Arial" w:cs="Arial" w:eastAsia="Arial" w:hAnsi="Arial"/>
+          <w:b/>
+          <w:bCs/>
+          <w:color w:val="2E5395"/>
+          <w:sz w:val="22"/>
+          <w:szCs w:val="22"/>
+        </w:rPr>
+        <w:t xml:space="preserve">Step by step</w:t>
+      </w:r>
+    </w:p>
+    <w:p>
+      <w:pPr>
+        <w:pStyle w:val="ListParagraph"/>
+        <w:numPr>
+          <w:ilvl w:val="0"/>
+          <w:numId w:val="2"/>
+        </w:numPr>
+        <w:spacing w:after="40" w:before="40"/>
+      </w:pPr>
+      <w:r>
+        <w:rPr>
+          <w:rFonts w:ascii="Arial" w:cs="Arial" w:eastAsia="Arial" w:hAnsi="Arial"/>
+          <w:sz w:val="20"/>
+          <w:szCs w:val="20"/>
+        </w:rPr>
+        <w:t xml:space="preserve">"Save one more time with </w:t>
+      </w:r>
+      <w:r>
+        <w:rPr>
+          <w:rFonts w:ascii="Arial" w:cs="Arial" w:eastAsia="Arial" w:hAnsi="Arial"/>
+          <w:b/>
+          <w:bCs/>
+          <w:sz w:val="20"/>
+          <w:szCs w:val="20"/>
+        </w:rPr>
+        <w:t xml:space="preserve">Ctrl+S</w:t>
+      </w:r>
+      <w:r>
+        <w:rPr>
+          <w:rFonts w:ascii="Arial" w:cs="Arial" w:eastAsia="Arial" w:hAnsi="Arial"/>
+          <w:sz w:val="20"/>
+          <w:szCs w:val="20"/>
+        </w:rPr>
+        <w:t xml:space="preserve">. Then go back to your project page. Click </w:t>
+      </w:r>
+      <w:r>
+        <w:rPr>
+          <w:rFonts w:ascii="Arial" w:cs="Arial" w:eastAsia="Arial" w:hAnsi="Arial"/>
+          <w:b/>
+          <w:bCs/>
+          <w:sz w:val="20"/>
+          <w:szCs w:val="20"/>
+        </w:rPr>
+        <w:t xml:space="preserve">Sharable link</w:t>
+      </w:r>
+      <w:r>
+        <w:rPr>
+          <w:rFonts w:ascii="Arial" w:cs="Arial" w:eastAsia="Arial" w:hAnsi="Arial"/>
+          <w:sz w:val="20"/>
+          <w:szCs w:val="20"/>
+        </w:rPr>
+        <w:t xml:space="preserve">. Copy the URL from your address bar."</w:t>
+      </w:r>
+    </w:p>
+    <w:p>
+      <w:pPr>
+        <w:pStyle w:val="ListParagraph"/>
+        <w:numPr>
+          <w:ilvl w:val="0"/>
+          <w:numId w:val="2"/>
+        </w:numPr>
+        <w:spacing w:after="40" w:before="40"/>
+      </w:pPr>
+      <w:r>
+        <w:rPr>
+          <w:rFonts w:ascii="Arial" w:cs="Arial" w:eastAsia="Arial" w:hAnsi="Arial"/>
+          <w:sz w:val="20"/>
+          <w:szCs w:val="20"/>
+        </w:rPr>
+        <w:t xml:space="preserve">Display the shared URL document on the projector. "Paste your URL here, with your name next to it."</w:t>
+      </w:r>
+    </w:p>
+    <w:p>
+      <w:pPr>
+        <w:pStyle w:val="ListParagraph"/>
+        <w:numPr>
+          <w:ilvl w:val="0"/>
+          <w:numId w:val="2"/>
+        </w:numPr>
+        <w:spacing w:after="40" w:before="40"/>
+      </w:pPr>
+      <w:r>
+        <w:rPr>
+          <w:rFonts w:ascii="Arial" w:cs="Arial" w:eastAsia="Arial" w:hAnsi="Arial"/>
+          <w:sz w:val="20"/>
+          <w:szCs w:val="20"/>
+        </w:rPr>
+        <w:t xml:space="preserve">As URLs appear, watch for stragglers. Help anyone who hasn't pasted yet.</w:t>
+      </w:r>
+    </w:p>
+    <w:p>
+      <w:pPr>
+        <w:pStyle w:val="ListParagraph"/>
+        <w:numPr>
+          <w:ilvl w:val="0"/>
+          <w:numId w:val="2"/>
+        </w:numPr>
+        <w:spacing w:after="40" w:before="40"/>
+      </w:pPr>
+      <w:r>
+        <w:rPr>
+          <w:rFonts w:ascii="Arial" w:cs="Arial" w:eastAsia="Arial" w:hAnsi="Arial"/>
+          <w:sz w:val="20"/>
+          <w:szCs w:val="20"/>
+        </w:rPr>
+        <w:t xml:space="preserve">"Now open a neighbor's URL. Read their lesson. Tell them one specific thing you liked."</w:t>
       </w:r>
     </w:p>
     <w:tbl>
@@ -2027,7 +2870,7 @@
                 <w:sz w:val="22"/>
                 <w:szCs w:val="22"/>
               </w:rPr>
-              <w:t xml:space="preserve">Before the break</w:t>
+              <w:t xml:space="preserve">Why pairs-read matters</w:t>
             </w:r>
           </w:p>
           <w:p>
@@ -2040,7 +2883,7 @@
                 <w:sz w:val="20"/>
                 <w:szCs w:val="20"/>
               </w:rPr>
-              <w:t xml:space="preserve">At 0:48 call the room's attention. Say: "Great work. Everyone hit Ctrl-A then Ctrl-C to copy your source — it won't survive the sandbox but you can always paste it back. 5-minute break. When you come back, we move to your Codespace."</w:t>
+              <w:t xml:space="preserve">This is the moment participants realize their work is real and visible. Don't skip it for time. It's worth more than a fifth volunteer in show-and-tell.</w:t>
             </w:r>
           </w:p>
         </w:tc>
@@ -2061,7 +2904,7 @@
           <w:sz w:val="26"/>
           <w:szCs w:val="26"/>
         </w:rPr>
-        <w:t xml:space="preserve">0:50–0:55 — Break / buffer</w:t>
+        <w:t xml:space="preserve">1:30–1:40 — Show-and-tell</w:t>
       </w:r>
     </w:p>
     <w:p>
@@ -2074,355 +2917,79 @@
           <w:sz w:val="20"/>
           <w:szCs w:val="20"/>
         </w:rPr>
-        <w:t xml:space="preserve">This break exists for you as much as for them. Use it to:</w:t>
-      </w:r>
-    </w:p>
-    <w:p>
-      <w:pPr>
-        <w:pStyle w:val="ListParagraph"/>
-        <w:numPr>
-          <w:ilvl w:val="0"/>
-          <w:numId w:val="2"/>
-        </w:numPr>
-        <w:spacing w:after="40" w:before="40"/>
-      </w:pPr>
-      <w:r>
-        <w:rPr>
-          <w:rFonts w:ascii="Arial" w:cs="Arial" w:eastAsia="Arial" w:hAnsi="Arial"/>
-          <w:sz w:val="20"/>
-          <w:szCs w:val="20"/>
-        </w:rPr>
-        <w:t xml:space="preserve">Finish rescuing any Codespace stragglers.</w:t>
-      </w:r>
-    </w:p>
-    <w:p>
-      <w:pPr>
-        <w:pStyle w:val="ListParagraph"/>
-        <w:numPr>
-          <w:ilvl w:val="0"/>
-          <w:numId w:val="2"/>
-        </w:numPr>
-        <w:spacing w:after="40" w:before="40"/>
-      </w:pPr>
-      <w:r>
-        <w:rPr>
-          <w:rFonts w:ascii="Arial" w:cs="Arial" w:eastAsia="Arial" w:hAnsi="Arial"/>
-          <w:sz w:val="20"/>
-          <w:szCs w:val="20"/>
-        </w:rPr>
-        <w:t xml:space="preserve">Confirm on the projector that your own Codespace has finished booting.</w:t>
-      </w:r>
-    </w:p>
-    <w:p>
-      <w:pPr>
-        <w:pStyle w:val="ListParagraph"/>
-        <w:numPr>
-          <w:ilvl w:val="0"/>
-          <w:numId w:val="2"/>
-        </w:numPr>
-        <w:spacing w:after="40" w:before="40"/>
-      </w:pPr>
-      <w:r>
-        <w:rPr>
-          <w:rFonts w:ascii="Arial" w:cs="Arial" w:eastAsia="Arial" w:hAnsi="Arial"/>
-          <w:sz w:val="20"/>
-          <w:szCs w:val="20"/>
-        </w:rPr>
-        <w:t xml:space="preserve">Pre-open the PreTeXt: New Project command palette view so your demo is warm.</w:t>
-      </w:r>
-    </w:p>
-    <w:p>
-      <w:pPr>
-        <w:pStyle w:val="Heading2"/>
-        <w:keepNext/>
-        <w:spacing w:after="100" w:before="260"/>
-      </w:pPr>
-      <w:r>
-        <w:rPr>
-          <w:rFonts w:ascii="Arial" w:cs="Arial" w:eastAsia="Arial" w:hAnsi="Arial"/>
-          <w:b/>
-          <w:bCs/>
-          <w:color w:val="1F3864"/>
-          <w:sz w:val="26"/>
-          <w:szCs w:val="26"/>
-        </w:rPr>
-        <w:t xml:space="preserve">0:55–1:15 — New Project + starter</w:t>
-      </w:r>
-    </w:p>
-    <w:p>
-      <w:pPr>
-        <w:pStyle w:val="Heading3"/>
-        <w:keepNext/>
-        <w:spacing w:after="60" w:before="160"/>
-      </w:pPr>
-      <w:r>
-        <w:rPr>
-          <w:rFonts w:ascii="Arial" w:cs="Arial" w:eastAsia="Arial" w:hAnsi="Arial"/>
-          <w:b/>
-          <w:bCs/>
-          <w:color w:val="2E5395"/>
-          <w:sz w:val="22"/>
-          <w:szCs w:val="22"/>
-        </w:rPr>
-        <w:t xml:space="preserve">Goal</w:t>
-      </w:r>
-    </w:p>
-    <w:p>
-      <w:pPr>
-        <w:spacing w:after="80" w:before="80"/>
-      </w:pPr>
-      <w:r>
-        <w:rPr>
-          <w:rFonts w:ascii="Arial" w:cs="Arial" w:eastAsia="Arial" w:hAnsi="Arial"/>
-          <w:sz w:val="20"/>
-          <w:szCs w:val="20"/>
-        </w:rPr>
-        <w:t xml:space="preserve">Everyone returns to their Codespace, runs PreTeXt: New Project, and pastes the starter lesson into main.ptx.</w:t>
-      </w:r>
-    </w:p>
-    <w:p>
-      <w:pPr>
-        <w:pStyle w:val="Heading3"/>
-        <w:keepNext/>
-        <w:spacing w:after="60" w:before="160"/>
-      </w:pPr>
-      <w:r>
-        <w:rPr>
-          <w:rFonts w:ascii="Arial" w:cs="Arial" w:eastAsia="Arial" w:hAnsi="Arial"/>
-          <w:b/>
-          <w:bCs/>
-          <w:color w:val="2E5395"/>
-          <w:sz w:val="22"/>
-          <w:szCs w:val="22"/>
-        </w:rPr>
-        <w:t xml:space="preserve">On your projector</w:t>
-      </w:r>
-    </w:p>
-    <w:p>
-      <w:pPr>
-        <w:pStyle w:val="ListParagraph"/>
-        <w:numPr>
-          <w:ilvl w:val="0"/>
-          <w:numId w:val="2"/>
-        </w:numPr>
-        <w:spacing w:after="40" w:before="40"/>
-      </w:pPr>
-      <w:r>
-        <w:rPr>
-          <w:rFonts w:ascii="Arial" w:cs="Arial" w:eastAsia="Arial" w:hAnsi="Arial"/>
-          <w:sz w:val="20"/>
-          <w:szCs w:val="20"/>
-        </w:rPr>
-        <w:t xml:space="preserve">Switch to your Codespace tab. Show the file explorer and the </w:t>
-      </w:r>
-      <w:r>
-        <w:rPr>
-          <w:rFonts w:ascii="Arial" w:cs="Arial" w:eastAsia="Arial" w:hAnsi="Arial"/>
-          <w:b/>
-          <w:bCs/>
-          <w:sz w:val="20"/>
-          <w:szCs w:val="20"/>
-        </w:rPr>
-        <w:t xml:space="preserve">▷ PreTeXt</w:t>
-      </w:r>
-      <w:r>
-        <w:rPr>
-          <w:rFonts w:ascii="Arial" w:cs="Arial" w:eastAsia="Arial" w:hAnsi="Arial"/>
-          <w:sz w:val="20"/>
-          <w:szCs w:val="20"/>
-        </w:rPr>
-        <w:t xml:space="preserve"> button at the bottom.</w:t>
-      </w:r>
-    </w:p>
-    <w:p>
-      <w:pPr>
-        <w:pStyle w:val="ListParagraph"/>
-        <w:numPr>
-          <w:ilvl w:val="0"/>
-          <w:numId w:val="2"/>
-        </w:numPr>
-        <w:spacing w:after="40" w:before="40"/>
-      </w:pPr>
-      <w:r>
-        <w:rPr>
-          <w:rFonts w:ascii="Arial" w:cs="Arial" w:eastAsia="Arial" w:hAnsi="Arial"/>
-          <w:sz w:val="20"/>
-          <w:szCs w:val="20"/>
-        </w:rPr>
-        <w:t xml:space="preserve">Press </w:t>
-      </w:r>
-      <w:r>
-        <w:rPr>
-          <w:rFonts w:ascii="Arial" w:cs="Arial" w:eastAsia="Arial" w:hAnsi="Arial"/>
-          <w:b/>
-          <w:bCs/>
-          <w:sz w:val="20"/>
-          <w:szCs w:val="20"/>
-        </w:rPr>
-        <w:t xml:space="preserve">F1</w:t>
-      </w:r>
-      <w:r>
-        <w:rPr>
-          <w:rFonts w:ascii="Arial" w:cs="Arial" w:eastAsia="Arial" w:hAnsi="Arial"/>
-          <w:sz w:val="20"/>
-          <w:szCs w:val="20"/>
-        </w:rPr>
-        <w:t xml:space="preserve">, type pretext new, select PreTeXt: New Project. Choose book. Accept the default folder.</w:t>
-      </w:r>
-    </w:p>
-    <w:p>
-      <w:pPr>
-        <w:pStyle w:val="ListParagraph"/>
-        <w:numPr>
-          <w:ilvl w:val="0"/>
-          <w:numId w:val="2"/>
-        </w:numPr>
-        <w:spacing w:after="40" w:before="40"/>
-      </w:pPr>
-      <w:r>
-        <w:rPr>
-          <w:rFonts w:ascii="Arial" w:cs="Arial" w:eastAsia="Arial" w:hAnsi="Arial"/>
-          <w:sz w:val="20"/>
-          <w:szCs w:val="20"/>
-        </w:rPr>
-        <w:t xml:space="preserve">Window reloads with a populated project. Point at the source folder.</w:t>
-      </w:r>
-    </w:p>
-    <w:p>
-      <w:pPr>
-        <w:pStyle w:val="ListParagraph"/>
-        <w:numPr>
-          <w:ilvl w:val="0"/>
-          <w:numId w:val="2"/>
-        </w:numPr>
-        <w:spacing w:after="40" w:before="40"/>
-      </w:pPr>
-      <w:r>
-        <w:rPr>
-          <w:rFonts w:ascii="Arial" w:cs="Arial" w:eastAsia="Arial" w:hAnsi="Arial"/>
-          <w:sz w:val="20"/>
-          <w:szCs w:val="20"/>
-        </w:rPr>
-        <w:t xml:space="preserve">Open </w:t>
-      </w:r>
-      <w:r>
-        <w:rPr>
-          <w:rFonts w:ascii="Consolas" w:cs="Consolas" w:eastAsia="Consolas" w:hAnsi="Consolas"/>
-          <w:sz w:val="20"/>
-          <w:szCs w:val="20"/>
-        </w:rPr>
-        <w:t xml:space="preserve">source/main.ptx</w:t>
-      </w:r>
-      <w:r>
-        <w:rPr>
-          <w:rFonts w:ascii="Arial" w:cs="Arial" w:eastAsia="Arial" w:hAnsi="Arial"/>
-          <w:sz w:val="20"/>
-          <w:szCs w:val="20"/>
-        </w:rPr>
-        <w:t xml:space="preserve"> (or the first chapter file). Find the first section. Highlight its contents. Paste the starter block from Section 4 of the handout. Save.</w:t>
-      </w:r>
-    </w:p>
-    <w:p>
-      <w:pPr>
-        <w:pStyle w:val="ListParagraph"/>
-        <w:numPr>
-          <w:ilvl w:val="0"/>
-          <w:numId w:val="2"/>
-        </w:numPr>
-        <w:spacing w:after="40" w:before="40"/>
-      </w:pPr>
-      <w:r>
-        <w:rPr>
-          <w:rFonts w:ascii="Arial" w:cs="Arial" w:eastAsia="Arial" w:hAnsi="Arial"/>
-          <w:sz w:val="20"/>
-          <w:szCs w:val="20"/>
-        </w:rPr>
-        <w:t xml:space="preserve">Click </w:t>
-      </w:r>
-      <w:r>
-        <w:rPr>
-          <w:rFonts w:ascii="Arial" w:cs="Arial" w:eastAsia="Arial" w:hAnsi="Arial"/>
-          <w:b/>
-          <w:bCs/>
-          <w:sz w:val="20"/>
-          <w:szCs w:val="20"/>
-        </w:rPr>
-        <w:t xml:space="preserve">▷ PreTeXt</w:t>
-      </w:r>
-      <w:r>
-        <w:rPr>
-          <w:rFonts w:ascii="Arial" w:cs="Arial" w:eastAsia="Arial" w:hAnsi="Arial"/>
-          <w:sz w:val="20"/>
-          <w:szCs w:val="20"/>
-        </w:rPr>
-        <w:t xml:space="preserve"> → Build default target. Wait for success.</w:t>
-      </w:r>
-    </w:p>
-    <w:p>
-      <w:pPr>
-        <w:pStyle w:val="ListParagraph"/>
-        <w:numPr>
-          <w:ilvl w:val="0"/>
-          <w:numId w:val="2"/>
-        </w:numPr>
-        <w:spacing w:after="40" w:before="40"/>
-      </w:pPr>
-      <w:r>
-        <w:rPr>
-          <w:rFonts w:ascii="Arial" w:cs="Arial" w:eastAsia="Arial" w:hAnsi="Arial"/>
-          <w:sz w:val="20"/>
-          <w:szCs w:val="20"/>
-        </w:rPr>
-        <w:t xml:space="preserve">Click </w:t>
-      </w:r>
-      <w:r>
-        <w:rPr>
-          <w:rFonts w:ascii="Arial" w:cs="Arial" w:eastAsia="Arial" w:hAnsi="Arial"/>
-          <w:b/>
-          <w:bCs/>
-          <w:sz w:val="20"/>
-          <w:szCs w:val="20"/>
-        </w:rPr>
-        <w:t xml:space="preserve">▷ PreTeXt</w:t>
-      </w:r>
-      <w:r>
-        <w:rPr>
-          <w:rFonts w:ascii="Arial" w:cs="Arial" w:eastAsia="Arial" w:hAnsi="Arial"/>
-          <w:sz w:val="20"/>
-          <w:szCs w:val="20"/>
-        </w:rPr>
-        <w:t xml:space="preserve"> → View. Preview appears. Celebrate briefly.</w:t>
-      </w:r>
-    </w:p>
-    <w:p>
-      <w:pPr>
-        <w:pStyle w:val="Heading3"/>
-        <w:keepNext/>
-        <w:spacing w:after="60" w:before="160"/>
-      </w:pPr>
-      <w:r>
-        <w:rPr>
-          <w:rFonts w:ascii="Arial" w:cs="Arial" w:eastAsia="Arial" w:hAnsi="Arial"/>
-          <w:b/>
-          <w:bCs/>
-          <w:color w:val="2E5395"/>
-          <w:sz w:val="22"/>
-          <w:szCs w:val="22"/>
-        </w:rPr>
-        <w:t xml:space="preserve">Then set them loose</w:t>
-      </w:r>
-    </w:p>
-    <w:p>
-      <w:pPr>
-        <w:spacing w:after="80" w:before="80"/>
-      </w:pPr>
-      <w:r>
-        <w:rPr>
-          <w:rFonts w:ascii="Arial" w:cs="Arial" w:eastAsia="Arial" w:hAnsi="Arial"/>
-          <w:sz w:val="20"/>
-          <w:szCs w:val="20"/>
-        </w:rPr>
-        <w:t xml:space="preserve">Say: "Now make it yours. Change the chapter title. Change the section title. Swap the topic for something you actually teach. You have about 10 minutes."</w:t>
+        <w:t xml:space="preserve">Ask for 3–4 volunteers. Each gets 60–90 seconds:</w:t>
+      </w:r>
+    </w:p>
+    <w:p>
+      <w:pPr>
+        <w:pStyle w:val="ListParagraph"/>
+        <w:numPr>
+          <w:ilvl w:val="0"/>
+          <w:numId w:val="2"/>
+        </w:numPr>
+        <w:spacing w:after="40" w:before="40"/>
+      </w:pPr>
+      <w:r>
+        <w:rPr>
+          <w:rFonts w:ascii="Arial" w:cs="Arial" w:eastAsia="Arial" w:hAnsi="Arial"/>
+          <w:sz w:val="20"/>
+          <w:szCs w:val="20"/>
+        </w:rPr>
+        <w:t xml:space="preserve">Open their URL on the projector.</w:t>
+      </w:r>
+    </w:p>
+    <w:p>
+      <w:pPr>
+        <w:pStyle w:val="ListParagraph"/>
+        <w:numPr>
+          <w:ilvl w:val="0"/>
+          <w:numId w:val="2"/>
+        </w:numPr>
+        <w:spacing w:after="40" w:before="40"/>
+      </w:pPr>
+      <w:r>
+        <w:rPr>
+          <w:rFonts w:ascii="Arial" w:cs="Arial" w:eastAsia="Arial" w:hAnsi="Arial"/>
+          <w:sz w:val="20"/>
+          <w:szCs w:val="20"/>
+        </w:rPr>
+        <w:t xml:space="preserve">They tell the room what topic they picked and why.</w:t>
+      </w:r>
+    </w:p>
+    <w:p>
+      <w:pPr>
+        <w:pStyle w:val="ListParagraph"/>
+        <w:numPr>
+          <w:ilvl w:val="0"/>
+          <w:numId w:val="2"/>
+        </w:numPr>
+        <w:spacing w:after="40" w:before="40"/>
+      </w:pPr>
+      <w:r>
+        <w:rPr>
+          <w:rFonts w:ascii="Arial" w:cs="Arial" w:eastAsia="Arial" w:hAnsi="Arial"/>
+          <w:sz w:val="20"/>
+          <w:szCs w:val="20"/>
+        </w:rPr>
+        <w:t xml:space="preserve">You point at one PreTeXt feature visible on their page (numbering, a working xref, math rendering, the embedded MathJax).</w:t>
+      </w:r>
+    </w:p>
+    <w:p>
+      <w:pPr>
+        <w:pStyle w:val="ListParagraph"/>
+        <w:numPr>
+          <w:ilvl w:val="0"/>
+          <w:numId w:val="2"/>
+        </w:numPr>
+        <w:spacing w:after="40" w:before="40"/>
+      </w:pPr>
+      <w:r>
+        <w:rPr>
+          <w:rFonts w:ascii="Arial" w:cs="Arial" w:eastAsia="Arial" w:hAnsi="Arial"/>
+          <w:sz w:val="20"/>
+          <w:szCs w:val="20"/>
+        </w:rPr>
+        <w:t xml:space="preserve">Thank them warmly. Move to the next.</w:t>
       </w:r>
     </w:p>
     <w:tbl>
@@ -2468,7 +3035,7 @@
                 <w:sz w:val="22"/>
                 <w:szCs w:val="22"/>
               </w:rPr>
-              <w:t xml:space="preserve">If a Codespace didn't boot</w:t>
+              <w:t xml:space="preserve">Don't recruit volunteers in advance</w:t>
             </w:r>
           </w:p>
           <w:p>
@@ -2481,7 +3048,7 @@
                 <w:sz w:val="20"/>
                 <w:szCs w:val="20"/>
               </w:rPr>
-              <w:t xml:space="preserve">Pair them with a neighbor. They edit on the shared screen for this block and the next. They'll still see every step; they just won't leave with their own github.io URL. Offer to help them set up at home.</w:t>
+              <w:t xml:space="preserve">Asking for hands in the moment lets people self-select based on whether they're proud of what they built. People who built something they like will raise their hands. Those who didn't won't, and that's fine.</w:t>
             </w:r>
           </w:p>
         </w:tc>
@@ -2502,7 +3069,7 @@
           <w:sz w:val="26"/>
           <w:szCs w:val="26"/>
         </w:rPr>
-        <w:t xml:space="preserve">1:15–1:35 — Build, View, Deploy</w:t>
+        <w:t xml:space="preserve">1:40–1:50 — Tour your real PreTeXt work</w:t>
       </w:r>
     </w:p>
     <w:p>
@@ -2533,7 +3100,7 @@
           <w:sz w:val="20"/>
           <w:szCs w:val="20"/>
         </w:rPr>
-        <w:t xml:space="preserve">Every participant who has a working Codespace publishes their lesson and gets a github.io URL.</w:t>
+        <w:t xml:space="preserve">Show participants what's possible above PreTeXt.Plus. Give them an aspirational image of where this skill leads.</w:t>
       </w:r>
     </w:p>
     <w:p>
@@ -2551,79 +3118,115 @@
           <w:sz w:val="22"/>
           <w:szCs w:val="22"/>
         </w:rPr>
-        <w:t xml:space="preserve">Demo the deploy</w:t>
-      </w:r>
-    </w:p>
-    <w:p>
-      <w:pPr>
-        <w:pStyle w:val="ListParagraph"/>
-        <w:numPr>
-          <w:ilvl w:val="0"/>
-          <w:numId w:val="2"/>
-        </w:numPr>
-        <w:spacing w:after="40" w:before="40"/>
-      </w:pPr>
-      <w:r>
-        <w:rPr>
-          <w:rFonts w:ascii="Arial" w:cs="Arial" w:eastAsia="Arial" w:hAnsi="Arial"/>
-          <w:sz w:val="20"/>
-          <w:szCs w:val="20"/>
-        </w:rPr>
-        <w:t xml:space="preserve">Click </w:t>
-      </w:r>
-      <w:r>
-        <w:rPr>
-          <w:rFonts w:ascii="Arial" w:cs="Arial" w:eastAsia="Arial" w:hAnsi="Arial"/>
-          <w:b/>
-          <w:bCs/>
-          <w:sz w:val="20"/>
-          <w:szCs w:val="20"/>
-        </w:rPr>
-        <w:t xml:space="preserve">▷ PreTeXt</w:t>
-      </w:r>
-      <w:r>
-        <w:rPr>
-          <w:rFonts w:ascii="Arial" w:cs="Arial" w:eastAsia="Arial" w:hAnsi="Arial"/>
-          <w:sz w:val="20"/>
-          <w:szCs w:val="20"/>
-        </w:rPr>
-        <w:t xml:space="preserve"> → Deploy. Show the terminal output.</w:t>
-      </w:r>
-    </w:p>
-    <w:p>
-      <w:pPr>
-        <w:pStyle w:val="ListParagraph"/>
-        <w:numPr>
-          <w:ilvl w:val="0"/>
-          <w:numId w:val="2"/>
-        </w:numPr>
-        <w:spacing w:after="40" w:before="40"/>
-      </w:pPr>
-      <w:r>
-        <w:rPr>
-          <w:rFonts w:ascii="Arial" w:cs="Arial" w:eastAsia="Arial" w:hAnsi="Arial"/>
-          <w:sz w:val="20"/>
-          <w:szCs w:val="20"/>
-        </w:rPr>
-        <w:t xml:space="preserve">The URL appears in the terminal. Point it out.</w:t>
-      </w:r>
-    </w:p>
-    <w:p>
-      <w:pPr>
-        <w:pStyle w:val="ListParagraph"/>
-        <w:numPr>
-          <w:ilvl w:val="0"/>
-          <w:numId w:val="2"/>
-        </w:numPr>
-        <w:spacing w:after="40" w:before="40"/>
-      </w:pPr>
-      <w:r>
-        <w:rPr>
-          <w:rFonts w:ascii="Arial" w:cs="Arial" w:eastAsia="Arial" w:hAnsi="Arial"/>
-          <w:sz w:val="20"/>
-          <w:szCs w:val="20"/>
-        </w:rPr>
-        <w:t xml:space="preserve">Warn them: "It can take a few minutes for the page to actually appear. The link exists before the page does. Don't panic if you get a 404 for a minute."</w:t>
+        <w:t xml:space="preserve">Suggested structure</w:t>
+      </w:r>
+    </w:p>
+    <w:p>
+      <w:pPr>
+        <w:pStyle w:val="ListParagraph"/>
+        <w:numPr>
+          <w:ilvl w:val="0"/>
+          <w:numId w:val="2"/>
+        </w:numPr>
+        <w:spacing w:after="40" w:before="40"/>
+      </w:pPr>
+      <w:r>
+        <w:rPr>
+          <w:rFonts w:ascii="Arial" w:cs="Arial" w:eastAsia="Arial" w:hAnsi="Arial"/>
+          <w:sz w:val="20"/>
+          <w:szCs w:val="20"/>
+        </w:rPr>
+        <w:t xml:space="preserve">Open your differential equations book. Navigate to 2–3 pages that show off features PreTeXt.Plus does not have.</w:t>
+      </w:r>
+    </w:p>
+    <w:p>
+      <w:pPr>
+        <w:pStyle w:val="ListParagraph"/>
+        <w:numPr>
+          <w:ilvl w:val="0"/>
+          <w:numId w:val="2"/>
+        </w:numPr>
+        <w:spacing w:after="40" w:before="40"/>
+      </w:pPr>
+      <w:r>
+        <w:rPr>
+          <w:rFonts w:ascii="Arial" w:cs="Arial" w:eastAsia="Arial" w:hAnsi="Arial"/>
+          <w:sz w:val="20"/>
+          <w:szCs w:val="20"/>
+        </w:rPr>
+        <w:t xml:space="preserve">Multi-chapter, multi-section navigation — point at the table of contents.</w:t>
+      </w:r>
+    </w:p>
+    <w:p>
+      <w:pPr>
+        <w:pStyle w:val="ListParagraph"/>
+        <w:numPr>
+          <w:ilvl w:val="0"/>
+          <w:numId w:val="2"/>
+        </w:numPr>
+        <w:spacing w:after="40" w:before="40"/>
+      </w:pPr>
+      <w:r>
+        <w:rPr>
+          <w:rFonts w:ascii="Arial" w:cs="Arial" w:eastAsia="Arial" w:hAnsi="Arial"/>
+          <w:sz w:val="20"/>
+          <w:szCs w:val="20"/>
+        </w:rPr>
+        <w:t xml:space="preserve">An interactive element (PreFigure, GeoGebra, a Sage cell). "This is interactive content embedded in a textbook."</w:t>
+      </w:r>
+    </w:p>
+    <w:p>
+      <w:pPr>
+        <w:pStyle w:val="ListParagraph"/>
+        <w:numPr>
+          <w:ilvl w:val="0"/>
+          <w:numId w:val="2"/>
+        </w:numPr>
+        <w:spacing w:after="40" w:before="40"/>
+      </w:pPr>
+      <w:r>
+        <w:rPr>
+          <w:rFonts w:ascii="Arial" w:cs="Arial" w:eastAsia="Arial" w:hAnsi="Arial"/>
+          <w:sz w:val="20"/>
+          <w:szCs w:val="20"/>
+        </w:rPr>
+        <w:t xml:space="preserve">A page with embedded audio, or a TikZ image, or a complex cross-reference. "This kind of thing needs the Codespaces setup, but it's not actually harder once you're comfortable with the basics."</w:t>
+      </w:r>
+    </w:p>
+    <w:p>
+      <w:pPr>
+        <w:pStyle w:val="ListParagraph"/>
+        <w:numPr>
+          <w:ilvl w:val="0"/>
+          <w:numId w:val="2"/>
+        </w:numPr>
+        <w:spacing w:after="40" w:before="40"/>
+      </w:pPr>
+      <w:r>
+        <w:rPr>
+          <w:rFonts w:ascii="Arial" w:cs="Arial" w:eastAsia="Arial" w:hAnsi="Arial"/>
+          <w:sz w:val="20"/>
+          <w:szCs w:val="20"/>
+        </w:rPr>
+        <w:t xml:space="preserve">Close with: "This is where PreTeXt.Plus eventually graduates to. You don't need it today. But know it's there when you want it."</w:t>
+      </w:r>
+    </w:p>
+    <w:p>
+      <w:pPr>
+        <w:pStyle w:val="Heading2"/>
+        <w:keepNext/>
+        <w:spacing w:after="100" w:before="260"/>
+      </w:pPr>
+      <w:r>
+        <w:rPr>
+          <w:rFonts w:ascii="Arial" w:cs="Arial" w:eastAsia="Arial" w:hAnsi="Arial"/>
+          <w:b/>
+          <w:bCs/>
+          <w:color w:val="1F3864"/>
+          <w:sz w:val="26"/>
+          <w:szCs w:val="26"/>
+        </w:rPr>
+        <w:t xml:space="preserve">1:50–2:00 — Next steps &amp; Q&amp;A</w:t>
       </w:r>
     </w:p>
     <w:p>
@@ -2641,164 +3244,61 @@
           <w:sz w:val="22"/>
           <w:szCs w:val="22"/>
         </w:rPr>
-        <w:t xml:space="preserve">Common deploy snags</w:t>
-      </w:r>
-    </w:p>
-    <w:p>
-      <w:pPr>
-        <w:pStyle w:val="ListParagraph"/>
-        <w:numPr>
-          <w:ilvl w:val="0"/>
-          <w:numId w:val="2"/>
-        </w:numPr>
-        <w:spacing w:after="40" w:before="40"/>
-      </w:pPr>
-      <w:r>
-        <w:rPr>
-          <w:rFonts w:ascii="Arial" w:cs="Arial" w:eastAsia="Arial" w:hAnsi="Arial"/>
-          <w:sz w:val="20"/>
-          <w:szCs w:val="20"/>
-        </w:rPr>
-        <w:t xml:space="preserve">Permissions prompt in the Codespace: accept it.</w:t>
-      </w:r>
-    </w:p>
-    <w:p>
-      <w:pPr>
-        <w:pStyle w:val="ListParagraph"/>
-        <w:numPr>
-          <w:ilvl w:val="0"/>
-          <w:numId w:val="2"/>
-        </w:numPr>
-        <w:spacing w:after="40" w:before="40"/>
-      </w:pPr>
-      <w:r>
-        <w:rPr>
-          <w:rFonts w:ascii="Arial" w:cs="Arial" w:eastAsia="Arial" w:hAnsi="Arial"/>
-          <w:sz w:val="20"/>
-          <w:szCs w:val="20"/>
-        </w:rPr>
-        <w:t xml:space="preserve">"Pages build" still running: tell them to wait a minute and refresh.</w:t>
-      </w:r>
-    </w:p>
-    <w:p>
-      <w:pPr>
-        <w:pStyle w:val="ListParagraph"/>
-        <w:numPr>
-          <w:ilvl w:val="0"/>
-          <w:numId w:val="2"/>
-        </w:numPr>
-        <w:spacing w:after="40" w:before="40"/>
-      </w:pPr>
-      <w:r>
-        <w:rPr>
-          <w:rFonts w:ascii="Arial" w:cs="Arial" w:eastAsia="Arial" w:hAnsi="Arial"/>
-          <w:sz w:val="20"/>
-          <w:szCs w:val="20"/>
-        </w:rPr>
-        <w:t xml:space="preserve">Site shows the template, not their content: they forgot to Build after editing. Build, then Deploy again.</w:t>
-      </w:r>
-    </w:p>
-    <w:p>
-      <w:pPr>
-        <w:pStyle w:val="Heading2"/>
-        <w:keepNext/>
-        <w:spacing w:after="100" w:before="260"/>
-      </w:pPr>
-      <w:r>
-        <w:rPr>
-          <w:rFonts w:ascii="Arial" w:cs="Arial" w:eastAsia="Arial" w:hAnsi="Arial"/>
-          <w:b/>
-          <w:bCs/>
-          <w:color w:val="1F3864"/>
-          <w:sz w:val="26"/>
-          <w:szCs w:val="26"/>
-        </w:rPr>
-        <w:t xml:space="preserve">1:35–1:50 — Show-and-tell</w:t>
-      </w:r>
-    </w:p>
-    <w:p>
-      <w:pPr>
-        <w:spacing w:after="80" w:before="80"/>
-      </w:pPr>
-      <w:r>
-        <w:rPr>
-          <w:rFonts w:ascii="Arial" w:cs="Arial" w:eastAsia="Arial" w:hAnsi="Arial"/>
-          <w:sz w:val="20"/>
-          <w:szCs w:val="20"/>
-        </w:rPr>
-        <w:t xml:space="preserve">Ask for 3–4 volunteers to paste their github.io URL in the chat (or read it aloud) and show their lesson for 60 seconds each. This is the high point of the session — don't skip it.</w:t>
-      </w:r>
-    </w:p>
-    <w:p>
-      <w:pPr>
-        <w:pStyle w:val="ListParagraph"/>
-        <w:numPr>
-          <w:ilvl w:val="0"/>
-          <w:numId w:val="2"/>
-        </w:numPr>
-        <w:spacing w:after="40" w:before="40"/>
-      </w:pPr>
-      <w:r>
-        <w:rPr>
-          <w:rFonts w:ascii="Arial" w:cs="Arial" w:eastAsia="Arial" w:hAnsi="Arial"/>
-          <w:sz w:val="20"/>
-          <w:szCs w:val="20"/>
-        </w:rPr>
-        <w:t xml:space="preserve">Ask each volunteer what topic they picked and why.</w:t>
-      </w:r>
-    </w:p>
-    <w:p>
-      <w:pPr>
-        <w:pStyle w:val="ListParagraph"/>
-        <w:numPr>
-          <w:ilvl w:val="0"/>
-          <w:numId w:val="2"/>
-        </w:numPr>
-        <w:spacing w:after="40" w:before="40"/>
-      </w:pPr>
-      <w:r>
-        <w:rPr>
-          <w:rFonts w:ascii="Arial" w:cs="Arial" w:eastAsia="Arial" w:hAnsi="Arial"/>
-          <w:sz w:val="20"/>
-          <w:szCs w:val="20"/>
-        </w:rPr>
-        <w:t xml:space="preserve">Point out one specific PreTeXt feature visible on their site (numbering, a working xref, math rendering).</w:t>
-      </w:r>
-    </w:p>
-    <w:p>
-      <w:pPr>
-        <w:pStyle w:val="ListParagraph"/>
-        <w:numPr>
-          <w:ilvl w:val="0"/>
-          <w:numId w:val="2"/>
-        </w:numPr>
-        <w:spacing w:after="40" w:before="40"/>
-      </w:pPr>
-      <w:r>
-        <w:rPr>
-          <w:rFonts w:ascii="Arial" w:cs="Arial" w:eastAsia="Arial" w:hAnsi="Arial"/>
-          <w:sz w:val="20"/>
-          <w:szCs w:val="20"/>
-        </w:rPr>
-        <w:t xml:space="preserve">Thank them warmly. This is the moment participants realize they actually did it.</w:t>
-      </w:r>
-    </w:p>
-    <w:p>
-      <w:pPr>
-        <w:pStyle w:val="Heading2"/>
-        <w:keepNext/>
-        <w:spacing w:after="100" w:before="260"/>
-      </w:pPr>
-      <w:r>
-        <w:rPr>
-          <w:rFonts w:ascii="Arial" w:cs="Arial" w:eastAsia="Arial" w:hAnsi="Arial"/>
-          <w:b/>
-          <w:bCs/>
-          <w:color w:val="1F3864"/>
-          <w:sz w:val="26"/>
-          <w:szCs w:val="26"/>
-        </w:rPr>
-        <w:t xml:space="preserve">1:50–2:00 — Next steps &amp; Q&amp;A</w:t>
+        <w:t xml:space="preserve">Three paths forward</w:t>
+      </w:r>
+    </w:p>
+    <w:p>
+      <w:pPr>
+        <w:pStyle w:val="ListParagraph"/>
+        <w:numPr>
+          <w:ilvl w:val="0"/>
+          <w:numId w:val="2"/>
+        </w:numPr>
+        <w:spacing w:after="40" w:before="40"/>
+      </w:pPr>
+      <w:r>
+        <w:rPr>
+          <w:rFonts w:ascii="Arial" w:cs="Arial" w:eastAsia="Arial" w:hAnsi="Arial"/>
+          <w:sz w:val="20"/>
+          <w:szCs w:val="20"/>
+        </w:rPr>
+        <w:t xml:space="preserve">Keep using PreTeXt.Plus — free tier gives you 10 projects.</w:t>
+      </w:r>
+    </w:p>
+    <w:p>
+      <w:pPr>
+        <w:pStyle w:val="ListParagraph"/>
+        <w:numPr>
+          <w:ilvl w:val="0"/>
+          <w:numId w:val="2"/>
+        </w:numPr>
+        <w:spacing w:after="40" w:before="40"/>
+      </w:pPr>
+      <w:r>
+        <w:rPr>
+          <w:rFonts w:ascii="Arial" w:cs="Arial" w:eastAsia="Arial" w:hAnsi="Arial"/>
+          <w:sz w:val="20"/>
+          <w:szCs w:val="20"/>
+        </w:rPr>
+        <w:t xml:space="preserve">Move up to GitHub Codespaces when you want multi-file projects, version control, or your own images. Take-home guide available.</w:t>
+      </w:r>
+    </w:p>
+    <w:p>
+      <w:pPr>
+        <w:pStyle w:val="ListParagraph"/>
+        <w:numPr>
+          <w:ilvl w:val="0"/>
+          <w:numId w:val="2"/>
+        </w:numPr>
+        <w:spacing w:after="40" w:before="40"/>
+      </w:pPr>
+      <w:r>
+        <w:rPr>
+          <w:rFonts w:ascii="Arial" w:cs="Arial" w:eastAsia="Arial" w:hAnsi="Arial"/>
+          <w:sz w:val="20"/>
+          <w:szCs w:val="20"/>
+        </w:rPr>
+        <w:t xml:space="preserve">Install locally eventually. Documentation at pretextbook.org.</w:t>
       </w:r>
     </w:p>
     <w:p>
@@ -2816,61 +3316,43 @@
           <w:sz w:val="22"/>
           <w:szCs w:val="22"/>
         </w:rPr>
-        <w:t xml:space="preserve">Three paths forward (from handout Section 8)</w:t>
-      </w:r>
-    </w:p>
-    <w:p>
-      <w:pPr>
-        <w:pStyle w:val="ListParagraph"/>
-        <w:numPr>
-          <w:ilvl w:val="0"/>
-          <w:numId w:val="2"/>
-        </w:numPr>
-        <w:spacing w:after="40" w:before="40"/>
-      </w:pPr>
-      <w:r>
-        <w:rPr>
-          <w:rFonts w:ascii="Arial" w:cs="Arial" w:eastAsia="Arial" w:hAnsi="Arial"/>
-          <w:sz w:val="20"/>
-          <w:szCs w:val="20"/>
-        </w:rPr>
-        <w:t xml:space="preserve">Keep using Codespaces — your repo is yours.</w:t>
-      </w:r>
-    </w:p>
-    <w:p>
-      <w:pPr>
-        <w:pStyle w:val="ListParagraph"/>
-        <w:numPr>
-          <w:ilvl w:val="0"/>
-          <w:numId w:val="2"/>
-        </w:numPr>
-        <w:spacing w:after="40" w:before="40"/>
-      </w:pPr>
-      <w:r>
-        <w:rPr>
-          <w:rFonts w:ascii="Arial" w:cs="Arial" w:eastAsia="Arial" w:hAnsi="Arial"/>
-          <w:sz w:val="20"/>
-          <w:szCs w:val="20"/>
-        </w:rPr>
-        <w:t xml:space="preserve">Try PreTeXt.Plus's free tier if you prefer no GitHub.</w:t>
-      </w:r>
-    </w:p>
-    <w:p>
-      <w:pPr>
-        <w:pStyle w:val="ListParagraph"/>
-        <w:numPr>
-          <w:ilvl w:val="0"/>
-          <w:numId w:val="2"/>
-        </w:numPr>
-        <w:spacing w:after="40" w:before="40"/>
-      </w:pPr>
-      <w:r>
-        <w:rPr>
-          <w:rFonts w:ascii="Arial" w:cs="Arial" w:eastAsia="Arial" w:hAnsi="Arial"/>
-          <w:sz w:val="20"/>
-          <w:szCs w:val="20"/>
-        </w:rPr>
-        <w:t xml:space="preserve">Install locally eventually, when you're ready.</w:t>
+        <w:t xml:space="preserve">Mention briefly</w:t>
+      </w:r>
+    </w:p>
+    <w:p>
+      <w:pPr>
+        <w:pStyle w:val="ListParagraph"/>
+        <w:numPr>
+          <w:ilvl w:val="0"/>
+          <w:numId w:val="2"/>
+        </w:numPr>
+        <w:spacing w:after="40" w:before="40"/>
+      </w:pPr>
+      <w:r>
+        <w:rPr>
+          <w:rFonts w:ascii="Arial" w:cs="Arial" w:eastAsia="Arial" w:hAnsi="Arial"/>
+          <w:sz w:val="20"/>
+          <w:szCs w:val="20"/>
+        </w:rPr>
+        <w:t xml:space="preserve">PreTeXt.Plus has a new LaTeX-flavored input mode for those of you with legacy material.</w:t>
+      </w:r>
+    </w:p>
+    <w:p>
+      <w:pPr>
+        <w:pStyle w:val="ListParagraph"/>
+        <w:numPr>
+          <w:ilvl w:val="0"/>
+          <w:numId w:val="2"/>
+        </w:numPr>
+        <w:spacing w:after="40" w:before="40"/>
+      </w:pPr>
+      <w:r>
+        <w:rPr>
+          <w:rFonts w:ascii="Arial" w:cs="Arial" w:eastAsia="Arial" w:hAnsi="Arial"/>
+          <w:sz w:val="20"/>
+          <w:szCs w:val="20"/>
+        </w:rPr>
+        <w:t xml:space="preserve">The community forum at pretextbook.org/community.html is small and welcoming.</w:t>
       </w:r>
     </w:p>
     <w:p>
@@ -2888,60 +3370,6 @@
           <w:sz w:val="22"/>
           <w:szCs w:val="22"/>
         </w:rPr>
-        <w:t xml:space="preserve">Mention once</w:t>
-      </w:r>
-    </w:p>
-    <w:p>
-      <w:pPr>
-        <w:pStyle w:val="ListParagraph"/>
-        <w:numPr>
-          <w:ilvl w:val="0"/>
-          <w:numId w:val="2"/>
-        </w:numPr>
-        <w:spacing w:after="40" w:before="40"/>
-      </w:pPr>
-      <w:r>
-        <w:rPr>
-          <w:rFonts w:ascii="Arial" w:cs="Arial" w:eastAsia="Arial" w:hAnsi="Arial"/>
-          <w:sz w:val="20"/>
-          <w:szCs w:val="20"/>
-        </w:rPr>
-        <w:t xml:space="preserve">The PreTeXt.Plus LaTeX-to-PreTeXt converter, for anyone with a pile of legacy LaTeX. Set honest expectations.</w:t>
-      </w:r>
-    </w:p>
-    <w:p>
-      <w:pPr>
-        <w:pStyle w:val="ListParagraph"/>
-        <w:numPr>
-          <w:ilvl w:val="0"/>
-          <w:numId w:val="2"/>
-        </w:numPr>
-        <w:spacing w:after="40" w:before="40"/>
-      </w:pPr>
-      <w:r>
-        <w:rPr>
-          <w:rFonts w:ascii="Arial" w:cs="Arial" w:eastAsia="Arial" w:hAnsi="Arial"/>
-          <w:sz w:val="20"/>
-          <w:szCs w:val="20"/>
-        </w:rPr>
-        <w:t xml:space="preserve">The community forum — "The PreTeXt community is small, active, and answers questions fast."</w:t>
-      </w:r>
-    </w:p>
-    <w:p>
-      <w:pPr>
-        <w:pStyle w:val="Heading3"/>
-        <w:keepNext/>
-        <w:spacing w:after="60" w:before="160"/>
-      </w:pPr>
-      <w:r>
-        <w:rPr>
-          <w:rFonts w:ascii="Arial" w:cs="Arial" w:eastAsia="Arial" w:hAnsi="Arial"/>
-          <w:b/>
-          <w:bCs/>
-          <w:color w:val="2E5395"/>
-          <w:sz w:val="22"/>
-          <w:szCs w:val="22"/>
-        </w:rPr>
         <w:t xml:space="preserve">Close</w:t>
       </w:r>
     </w:p>
@@ -2955,7 +3383,7 @@
           <w:sz w:val="20"/>
           <w:szCs w:val="20"/>
         </w:rPr>
-        <w:t xml:space="preserve">"You now have a published lesson, a reusable workspace, and a handout that will still work tomorrow. Thanks for coming — and go build something."</w:t>
+        <w:t xml:space="preserve">"You have a published lesson. You have a free account that holds nine more. You have a handout that will still work tomorrow. Thanks for coming, and go build something."</w:t>
       </w:r>
     </w:p>
     <w:p>
@@ -2992,7 +3420,7 @@
           <w:sz w:val="22"/>
           <w:szCs w:val="22"/>
         </w:rPr>
-        <w:t xml:space="preserve">If Codespaces is broadly failing</w:t>
+        <w:t xml:space="preserve">If pretext.plus is down or blocked</w:t>
       </w:r>
     </w:p>
     <w:p>
@@ -3005,79 +3433,7 @@
           <w:sz w:val="20"/>
           <w:szCs w:val="20"/>
         </w:rPr>
-        <w:t xml:space="preserve">If more than ~25% of the room can't boot a Codespace (firewall, GitHub outage, quota), switch to demo mode for the second half:</w:t>
-      </w:r>
-    </w:p>
-    <w:p>
-      <w:pPr>
-        <w:pStyle w:val="ListParagraph"/>
-        <w:numPr>
-          <w:ilvl w:val="0"/>
-          <w:numId w:val="2"/>
-        </w:numPr>
-        <w:spacing w:after="40" w:before="40"/>
-      </w:pPr>
-      <w:r>
-        <w:rPr>
-          <w:rFonts w:ascii="Arial" w:cs="Arial" w:eastAsia="Arial" w:hAnsi="Arial"/>
-          <w:sz w:val="20"/>
-          <w:szCs w:val="20"/>
-        </w:rPr>
-        <w:t xml:space="preserve">Announce it calmly: "We're going to watch this part together today and I'll share instructions to do it at home."</w:t>
-      </w:r>
-    </w:p>
-    <w:p>
-      <w:pPr>
-        <w:pStyle w:val="ListParagraph"/>
-        <w:numPr>
-          <w:ilvl w:val="0"/>
-          <w:numId w:val="2"/>
-        </w:numPr>
-        <w:spacing w:after="40" w:before="40"/>
-      </w:pPr>
-      <w:r>
-        <w:rPr>
-          <w:rFonts w:ascii="Arial" w:cs="Arial" w:eastAsia="Arial" w:hAnsi="Arial"/>
-          <w:sz w:val="20"/>
-          <w:szCs w:val="20"/>
-        </w:rPr>
-        <w:t xml:space="preserve">You drive a single Codespace on the projector. Participants follow the handout and mark up their printed starter.</w:t>
-      </w:r>
-    </w:p>
-    <w:p>
-      <w:pPr>
-        <w:pStyle w:val="ListParagraph"/>
-        <w:numPr>
-          <w:ilvl w:val="0"/>
-          <w:numId w:val="2"/>
-        </w:numPr>
-        <w:spacing w:after="40" w:before="40"/>
-      </w:pPr>
-      <w:r>
-        <w:rPr>
-          <w:rFonts w:ascii="Arial" w:cs="Arial" w:eastAsia="Arial" w:hAnsi="Arial"/>
-          <w:sz w:val="20"/>
-          <w:szCs w:val="20"/>
-        </w:rPr>
-        <w:t xml:space="preserve">Email everyone the deployed URL of your demo, plus a link to these handouts.</w:t>
-      </w:r>
-    </w:p>
-    <w:p>
-      <w:pPr>
-        <w:pStyle w:val="ListParagraph"/>
-        <w:numPr>
-          <w:ilvl w:val="0"/>
-          <w:numId w:val="2"/>
-        </w:numPr>
-        <w:spacing w:after="40" w:before="40"/>
-      </w:pPr>
-      <w:r>
-        <w:rPr>
-          <w:rFonts w:ascii="Arial" w:cs="Arial" w:eastAsia="Arial" w:hAnsi="Arial"/>
-          <w:sz w:val="20"/>
-          <w:szCs w:val="20"/>
-        </w:rPr>
-        <w:t xml:space="preserve">They still leave with PreTeXt fluency from the sandbox — the workshop's core goal is preserved.</w:t>
+        <w:t xml:space="preserve">This is the workshop's single point of failure. If the site does not load on the venue network, you have two options: (1) use a personal hotspot to drive a single PreTeXt.Plus session on the projector, with participants following the handout and observing rather than building; (2) pivot the entire session to walking through your differential equations book and the Codespaces handout, with the promise that participants can complete the build at home. Neither is great. Pre-flight test the network.</w:t>
       </w:r>
     </w:p>
     <w:p>
@@ -3095,7 +3451,7 @@
           <w:sz w:val="22"/>
           <w:szCs w:val="22"/>
         </w:rPr>
-        <w:t xml:space="preserve">If pretext.plus/tryit is down</w:t>
+        <w:t xml:space="preserve">If a participant's account won't create</w:t>
       </w:r>
     </w:p>
     <w:p>
@@ -3108,7 +3464,7 @@
           <w:sz w:val="20"/>
           <w:szCs w:val="20"/>
         </w:rPr>
-        <w:t xml:space="preserve">Unlikely, but: have participants skip directly to Codespaces. You lose the background-boot trick, but since they're a captive audience during the 5–10 minute setup, use that time to walk through the six core structures using slides or the projector. Not ideal pacing, but recoverable.</w:t>
+        <w:t xml:space="preserve">Pair them with a successful neighbor for the rest of the session. They observe and follow the handout. Email them after the workshop with steps to retry at home.</w:t>
       </w:r>
     </w:p>
     <w:p>
@@ -3126,7 +3482,7 @@
           <w:sz w:val="22"/>
           <w:szCs w:val="22"/>
         </w:rPr>
-        <w:t xml:space="preserve">If the internet is flaky room-wide</w:t>
+        <w:t xml:space="preserve">If the room is split between LaTeX users and non-users</w:t>
       </w:r>
     </w:p>
     <w:p>
@@ -3139,7 +3495,38 @@
           <w:sz w:val="20"/>
           <w:szCs w:val="20"/>
         </w:rPr>
-        <w:t xml:space="preserve">Shift to paired work. One laptop per pair. Slow down. Skip the deploy step if necessary — participants leave with a built local preview rather than a public URL. Follow up with email instructions for finishing the deploy at home.</w:t>
+        <w:t xml:space="preserve">Don't lean on LaTeX comparisons during the main activity. Keep the language platform-agnostic. The cheat sheet in the handout is there for those who want it; you don't need to teach to it.</w:t>
+      </w:r>
+    </w:p>
+    <w:p>
+      <w:pPr>
+        <w:pStyle w:val="Heading3"/>
+        <w:keepNext/>
+        <w:spacing w:after="60" w:before="160"/>
+      </w:pPr>
+      <w:r>
+        <w:rPr>
+          <w:rFonts w:ascii="Arial" w:cs="Arial" w:eastAsia="Arial" w:hAnsi="Arial"/>
+          <w:b/>
+          <w:bCs/>
+          <w:color w:val="2E5395"/>
+          <w:sz w:val="22"/>
+          <w:szCs w:val="22"/>
+        </w:rPr>
+        <w:t xml:space="preserve">If show-and-tell volunteers don't materialize</w:t>
+      </w:r>
+    </w:p>
+    <w:p>
+      <w:pPr>
+        <w:spacing w:after="80" w:before="80"/>
+      </w:pPr>
+      <w:r>
+        <w:rPr>
+          <w:rFonts w:ascii="Arial" w:cs="Arial" w:eastAsia="Arial" w:hAnsi="Arial"/>
+          <w:sz w:val="20"/>
+          <w:szCs w:val="20"/>
+        </w:rPr>
+        <w:t xml:space="preserve">Open the shared URL doc on the projector and click through 3–4 lessons yourself, narrating what you see. Less personal but still demonstrates that the work was real.</w:t>
       </w:r>
     </w:p>
     <w:p>
@@ -3175,25 +3562,61 @@
           <w:sz w:val="20"/>
           <w:szCs w:val="20"/>
         </w:rPr>
-        <w:t xml:space="preserve">Handout printed or link shared.</w:t>
-      </w:r>
-    </w:p>
-    <w:p>
-      <w:pPr>
-        <w:pStyle w:val="ListParagraph"/>
-        <w:numPr>
-          <w:ilvl w:val="0"/>
-          <w:numId w:val="2"/>
-        </w:numPr>
-        <w:spacing w:after="40" w:before="40"/>
-      </w:pPr>
-      <w:r>
-        <w:rPr>
-          <w:rFonts w:ascii="Arial" w:cs="Arial" w:eastAsia="Arial" w:hAnsi="Arial"/>
-          <w:sz w:val="20"/>
-          <w:szCs w:val="20"/>
-        </w:rPr>
-        <w:t xml:space="preserve">Your own test Codespace deployed successfully this week.</w:t>
+        <w:t xml:space="preserve">Handouts printed or link shared.</w:t>
+      </w:r>
+    </w:p>
+    <w:p>
+      <w:pPr>
+        <w:pStyle w:val="ListParagraph"/>
+        <w:numPr>
+          <w:ilvl w:val="0"/>
+          <w:numId w:val="2"/>
+        </w:numPr>
+        <w:spacing w:after="40" w:before="40"/>
+      </w:pPr>
+      <w:r>
+        <w:rPr>
+          <w:rFonts w:ascii="Arial" w:cs="Arial" w:eastAsia="Arial" w:hAnsi="Arial"/>
+          <w:sz w:val="20"/>
+          <w:szCs w:val="20"/>
+        </w:rPr>
+        <w:t xml:space="preserve">Sample lesson built in your own PreTeXt.Plus account, ready to display.</w:t>
+      </w:r>
+    </w:p>
+    <w:p>
+      <w:pPr>
+        <w:pStyle w:val="ListParagraph"/>
+        <w:numPr>
+          <w:ilvl w:val="0"/>
+          <w:numId w:val="2"/>
+        </w:numPr>
+        <w:spacing w:after="40" w:before="40"/>
+      </w:pPr>
+      <w:r>
+        <w:rPr>
+          <w:rFonts w:ascii="Arial" w:cs="Arial" w:eastAsia="Arial" w:hAnsi="Arial"/>
+          <w:sz w:val="20"/>
+          <w:szCs w:val="20"/>
+        </w:rPr>
+        <w:t xml:space="preserve">Differential equations book open in a tab on your projector laptop.</w:t>
+      </w:r>
+    </w:p>
+    <w:p>
+      <w:pPr>
+        <w:pStyle w:val="ListParagraph"/>
+        <w:numPr>
+          <w:ilvl w:val="0"/>
+          <w:numId w:val="2"/>
+        </w:numPr>
+        <w:spacing w:after="40" w:before="40"/>
+      </w:pPr>
+      <w:r>
+        <w:rPr>
+          <w:rFonts w:ascii="Arial" w:cs="Arial" w:eastAsia="Arial" w:hAnsi="Arial"/>
+          <w:sz w:val="20"/>
+          <w:szCs w:val="20"/>
+        </w:rPr>
+        <w:t xml:space="preserve">Shared URL document open and tested.</w:t>
       </w:r>
     </w:p>
     <w:p>
@@ -3225,55 +3648,29 @@
       </w:pPr>
       <w:r>
         <w:rPr>
-          <w:rFonts w:ascii="Consolas" w:cs="Consolas" w:eastAsia="Consolas" w:hAnsi="Consolas"/>
-          <w:sz w:val="20"/>
-          <w:szCs w:val="20"/>
-        </w:rPr>
-        <w:t xml:space="preserve">pretext.plus/tryit</w:t>
-      </w:r>
-      <w:r>
-        <w:rPr>
-          <w:rFonts w:ascii="Arial" w:cs="Arial" w:eastAsia="Arial" w:hAnsi="Arial"/>
-          <w:sz w:val="20"/>
-          <w:szCs w:val="20"/>
-        </w:rPr>
-        <w:t xml:space="preserve"> loads on the presentation network.</w:t>
-      </w:r>
-    </w:p>
-    <w:p>
-      <w:pPr>
-        <w:pStyle w:val="ListParagraph"/>
-        <w:numPr>
-          <w:ilvl w:val="0"/>
-          <w:numId w:val="2"/>
-        </w:numPr>
-        <w:spacing w:after="40" w:before="40"/>
-      </w:pPr>
-      <w:r>
-        <w:rPr>
-          <w:rFonts w:ascii="Arial" w:cs="Arial" w:eastAsia="Arial" w:hAnsi="Arial"/>
-          <w:sz w:val="20"/>
-          <w:szCs w:val="20"/>
-        </w:rPr>
-        <w:t xml:space="preserve">You have a backup personal hotspot in case venue WiFi dies.</w:t>
-      </w:r>
-    </w:p>
-    <w:p>
-      <w:pPr>
-        <w:pStyle w:val="ListParagraph"/>
-        <w:numPr>
-          <w:ilvl w:val="0"/>
-          <w:numId w:val="2"/>
-        </w:numPr>
-        <w:spacing w:after="40" w:before="40"/>
-      </w:pPr>
-      <w:r>
-        <w:rPr>
-          <w:rFonts w:ascii="Arial" w:cs="Arial" w:eastAsia="Arial" w:hAnsi="Arial"/>
-          <w:sz w:val="20"/>
-          <w:szCs w:val="20"/>
-        </w:rPr>
-        <w:t xml:space="preserve">A pen and sticky notes near you for jotting down stragglers' names.</w:t>
+          <w:rFonts w:ascii="Arial" w:cs="Arial" w:eastAsia="Arial" w:hAnsi="Arial"/>
+          <w:sz w:val="20"/>
+          <w:szCs w:val="20"/>
+        </w:rPr>
+        <w:t xml:space="preserve">pretext.plus loads on the venue network.</w:t>
+      </w:r>
+    </w:p>
+    <w:p>
+      <w:pPr>
+        <w:pStyle w:val="ListParagraph"/>
+        <w:numPr>
+          <w:ilvl w:val="0"/>
+          <w:numId w:val="2"/>
+        </w:numPr>
+        <w:spacing w:after="40" w:before="40"/>
+      </w:pPr>
+      <w:r>
+        <w:rPr>
+          <w:rFonts w:ascii="Arial" w:cs="Arial" w:eastAsia="Arial" w:hAnsi="Arial"/>
+          <w:sz w:val="20"/>
+          <w:szCs w:val="20"/>
+        </w:rPr>
+        <w:t xml:space="preserve">Backup personal hotspot, in case venue WiFi dies.</w:t>
       </w:r>
     </w:p>
     <w:p>
